--- a/office/file/25汉语言7-8班+进度表.docx
+++ b/office/file/25汉语言7-8班+进度表.docx
@@ -95,18 +95,6 @@
         <w:rPr>
           <w:rFonts w:hint="eastAsia"/>
         </w:rPr>
-        <w:t>1</w:t>
-      </w:r>
-      <w:r>
-        <w:rPr>
-          <w:rFonts w:hint="eastAsia"/>
-        </w:rPr>
-        <w:t>6</w:t>
-      </w:r>
-      <w:r>
-        <w:rPr>
-          <w:rFonts w:hint="eastAsia"/>
-        </w:rPr>
         <w:t xml:space="preserve">      </w:t>
       </w:r>
       <w:r>
@@ -148,9 +136,9 @@
         <w:tblLook w:val="0000" w:firstRow="0" w:lastRow="0" w:firstColumn="0" w:lastColumn="0" w:noHBand="0" w:noVBand="0"/>
       </w:tblPr>
       <w:tblGrid>
-        <w:gridCol w:w="671"/>
+        <w:gridCol w:w="664"/>
         <w:gridCol w:w="700"/>
-        <w:gridCol w:w="680"/>
+        <w:gridCol w:w="679"/>
         <w:gridCol w:w="2157"/>
         <w:gridCol w:w="1090"/>
         <w:gridCol w:w="270"/>
@@ -160,7 +148,7 @@
         <w:gridCol w:w="380"/>
         <w:gridCol w:w="617"/>
         <w:gridCol w:w="403"/>
-        <w:gridCol w:w="683"/>
+        <w:gridCol w:w="691"/>
       </w:tblGrid>
       <w:tr>
         <w:trPr>
@@ -168,7 +156,7 @@
         </w:trPr>
         <w:tc>
           <w:tcPr>
-            <w:tcW w:w="723" w:type="pct"/>
+            <w:tcW w:w="718" w:type="pct"/>
             <w:gridSpan w:val="2"/>
             <w:vAlign w:val="center"/>
           </w:tcPr>
@@ -209,7 +197,15 @@
                 <w:sz w:val="18"/>
                 <w:szCs w:val="18"/>
               </w:rPr>
-              <w:t>机械设计制造及其自动化</w:t>
+              <w:t>汉语言</w:t>
+            </w:r>
+            <w:r>
+              <w:rPr>
+                <w:rFonts w:hint="eastAsia"/>
+                <w:sz w:val="18"/>
+                <w:szCs w:val="18"/>
+              </w:rPr>
+              <w:t>文学</w:t>
             </w:r>
           </w:p>
         </w:tc>
@@ -239,7 +235,7 @@
         </w:tc>
         <w:tc>
           <w:tcPr>
-            <w:tcW w:w="2067" w:type="pct"/>
+            <w:tcW w:w="2072" w:type="pct"/>
             <w:gridSpan w:val="7"/>
             <w:vAlign w:val="center"/>
           </w:tcPr>
@@ -267,7 +263,7 @@
         </w:trPr>
         <w:tc>
           <w:tcPr>
-            <w:tcW w:w="723" w:type="pct"/>
+            <w:tcW w:w="718" w:type="pct"/>
             <w:gridSpan w:val="2"/>
             <w:vMerge w:val="restart"/>
             <w:vAlign w:val="center"/>
@@ -357,23 +353,31 @@
                 <w:sz w:val="18"/>
                 <w:szCs w:val="18"/>
               </w:rPr>
-              <w:t>25</w:t>
-            </w:r>
-            <w:r>
-              <w:rPr>
-                <w:rFonts w:hint="eastAsia"/>
-                <w:sz w:val="18"/>
-                <w:szCs w:val="18"/>
-              </w:rPr>
-              <w:t>机械</w:t>
-            </w:r>
-            <w:r>
-              <w:rPr>
-                <w:rFonts w:hint="eastAsia"/>
-                <w:sz w:val="18"/>
-                <w:szCs w:val="18"/>
-              </w:rPr>
-              <w:t>1</w:t>
+              <w:t>2</w:t>
+            </w:r>
+            <w:r>
+              <w:rPr>
+                <w:rFonts w:hint="eastAsia"/>
+                <w:sz w:val="18"/>
+                <w:szCs w:val="18"/>
+              </w:rPr>
+              <w:t>6</w:t>
+            </w:r>
+            <w:r>
+              <w:rPr>
+                <w:rFonts w:hint="eastAsia"/>
+                <w:sz w:val="18"/>
+                <w:szCs w:val="18"/>
+              </w:rPr>
+              <w:t>汉语言</w:t>
+            </w:r>
+            <w:r>
+              <w:rPr>
+                <w:rFonts w:hint="eastAsia"/>
+                <w:sz w:val="18"/>
+                <w:szCs w:val="18"/>
+              </w:rPr>
+              <w:t>7</w:t>
             </w:r>
             <w:r>
               <w:rPr>
@@ -389,7 +393,7 @@
                 <w:sz w:val="18"/>
                 <w:szCs w:val="18"/>
               </w:rPr>
-              <w:t>2</w:t>
+              <w:t>8</w:t>
             </w:r>
             <w:r>
               <w:rPr>
@@ -427,7 +431,7 @@
         </w:tc>
         <w:tc>
           <w:tcPr>
-            <w:tcW w:w="571" w:type="pct"/>
+            <w:tcW w:w="576" w:type="pct"/>
             <w:gridSpan w:val="2"/>
             <w:vAlign w:val="center"/>
           </w:tcPr>
@@ -455,7 +459,7 @@
         </w:trPr>
         <w:tc>
           <w:tcPr>
-            <w:tcW w:w="723" w:type="pct"/>
+            <w:tcW w:w="718" w:type="pct"/>
             <w:gridSpan w:val="2"/>
             <w:vMerge/>
             <w:vAlign w:val="center"/>
@@ -512,7 +516,7 @@
         </w:tc>
         <w:tc>
           <w:tcPr>
-            <w:tcW w:w="2067" w:type="pct"/>
+            <w:tcW w:w="2072" w:type="pct"/>
             <w:gridSpan w:val="7"/>
             <w:vAlign w:val="center"/>
           </w:tcPr>
@@ -573,6 +577,7 @@
               </w:rPr>
               <w:t xml:space="preserve"> </w:t>
             </w:r>
+            <w:proofErr w:type="gramStart"/>
             <w:r>
               <w:rPr>
                 <w:rFonts w:hint="eastAsia"/>
@@ -598,14 +603,25 @@
               </w:rPr>
               <w:t>0</w:t>
             </w:r>
-            <w:r>
-              <w:rPr>
-                <w:rFonts w:hint="eastAsia"/>
-                <w:sz w:val="18"/>
-                <w:szCs w:val="18"/>
-              </w:rPr>
-              <w:t xml:space="preserve">  )</w:t>
-            </w:r>
+            <w:proofErr w:type="gramEnd"/>
+            <w:r>
+              <w:rPr>
+                <w:rFonts w:hint="eastAsia"/>
+                <w:sz w:val="18"/>
+                <w:szCs w:val="18"/>
+              </w:rPr>
+              <w:t xml:space="preserve"> </w:t>
+            </w:r>
+            <w:proofErr w:type="gramStart"/>
+            <w:r>
+              <w:rPr>
+                <w:rFonts w:hint="eastAsia"/>
+                <w:sz w:val="18"/>
+                <w:szCs w:val="18"/>
+              </w:rPr>
+              <w:t xml:space="preserve"> )</w:t>
+            </w:r>
+            <w:proofErr w:type="gramEnd"/>
           </w:p>
         </w:tc>
       </w:tr>
@@ -615,7 +631,7 @@
         </w:trPr>
         <w:tc>
           <w:tcPr>
-            <w:tcW w:w="723" w:type="pct"/>
+            <w:tcW w:w="718" w:type="pct"/>
             <w:gridSpan w:val="2"/>
             <w:vAlign w:val="center"/>
           </w:tcPr>
@@ -639,7 +655,7 @@
         </w:tc>
         <w:tc>
           <w:tcPr>
-            <w:tcW w:w="4277" w:type="pct"/>
+            <w:tcW w:w="4282" w:type="pct"/>
             <w:gridSpan w:val="11"/>
             <w:vAlign w:val="center"/>
           </w:tcPr>
@@ -875,7 +891,7 @@
         </w:trPr>
         <w:tc>
           <w:tcPr>
-            <w:tcW w:w="723" w:type="pct"/>
+            <w:tcW w:w="718" w:type="pct"/>
             <w:gridSpan w:val="2"/>
             <w:vAlign w:val="center"/>
           </w:tcPr>
@@ -899,7 +915,7 @@
         </w:tc>
         <w:tc>
           <w:tcPr>
-            <w:tcW w:w="4277" w:type="pct"/>
+            <w:tcW w:w="4282" w:type="pct"/>
             <w:gridSpan w:val="11"/>
             <w:vAlign w:val="center"/>
           </w:tcPr>
@@ -910,6 +926,7 @@
                 <w:szCs w:val="18"/>
               </w:rPr>
             </w:pPr>
+            <w:proofErr w:type="gramStart"/>
             <w:r>
               <w:rPr>
                 <w:rFonts w:hint="eastAsia"/>
@@ -935,21 +952,30 @@
               </w:rPr>
               <w:t>30</w:t>
             </w:r>
-            <w:r>
-              <w:rPr>
-                <w:rFonts w:hint="eastAsia"/>
-                <w:sz w:val="18"/>
-                <w:szCs w:val="18"/>
-              </w:rPr>
-              <w:t xml:space="preserve">  %</w:t>
-            </w:r>
-            <w:r>
-              <w:rPr>
-                <w:rFonts w:hint="eastAsia"/>
-                <w:sz w:val="18"/>
-                <w:szCs w:val="18"/>
-              </w:rPr>
-              <w:t>（其中：作业占</w:t>
+            <w:proofErr w:type="gramEnd"/>
+            <w:r>
+              <w:rPr>
+                <w:rFonts w:hint="eastAsia"/>
+                <w:sz w:val="18"/>
+                <w:szCs w:val="18"/>
+              </w:rPr>
+              <w:t xml:space="preserve"> %</w:t>
+            </w:r>
+            <w:r>
+              <w:rPr>
+                <w:rFonts w:hint="eastAsia"/>
+                <w:sz w:val="18"/>
+                <w:szCs w:val="18"/>
+              </w:rPr>
+              <w:t>（其中：</w:t>
+            </w:r>
+            <w:r>
+              <w:rPr>
+                <w:rFonts w:hint="eastAsia"/>
+                <w:sz w:val="18"/>
+                <w:szCs w:val="18"/>
+              </w:rPr>
+              <w:t>自主学习</w:t>
             </w:r>
             <w:r>
               <w:rPr>
@@ -966,6 +992,39 @@
                 <w:szCs w:val="18"/>
                 <w:u w:val="single"/>
               </w:rPr>
+              <w:t>10%</w:t>
+            </w:r>
+            <w:r>
+              <w:rPr>
+                <w:rFonts w:hint="eastAsia"/>
+                <w:sz w:val="18"/>
+                <w:szCs w:val="18"/>
+              </w:rPr>
+              <w:t>，平时</w:t>
+            </w:r>
+            <w:r>
+              <w:rPr>
+                <w:rFonts w:hint="eastAsia"/>
+                <w:sz w:val="18"/>
+                <w:szCs w:val="18"/>
+              </w:rPr>
+              <w:t>作业</w:t>
+            </w:r>
+            <w:r>
+              <w:rPr>
+                <w:rFonts w:hint="eastAsia"/>
+                <w:sz w:val="18"/>
+                <w:szCs w:val="18"/>
+              </w:rPr>
+              <w:t xml:space="preserve"> </w:t>
+            </w:r>
+            <w:r>
+              <w:rPr>
+                <w:rFonts w:hint="eastAsia"/>
+                <w:sz w:val="18"/>
+                <w:szCs w:val="18"/>
+                <w:u w:val="single"/>
+              </w:rPr>
               <w:t>10</w:t>
             </w:r>
             <w:r>
@@ -974,15 +1033,23 @@
                 <w:sz w:val="18"/>
                 <w:szCs w:val="18"/>
               </w:rPr>
-              <w:t xml:space="preserve">  %</w:t>
-            </w:r>
-            <w:r>
-              <w:rPr>
-                <w:rFonts w:hint="eastAsia"/>
-                <w:sz w:val="18"/>
-                <w:szCs w:val="18"/>
-              </w:rPr>
-              <w:t>，考勤占</w:t>
+              <w:t xml:space="preserve"> %</w:t>
+            </w:r>
+            <w:r>
+              <w:rPr>
+                <w:rFonts w:hint="eastAsia"/>
+                <w:sz w:val="18"/>
+                <w:szCs w:val="18"/>
+              </w:rPr>
+              <w:t>，课程</w:t>
+            </w:r>
+            <w:r>
+              <w:rPr>
+                <w:rFonts w:hint="eastAsia"/>
+                <w:sz w:val="18"/>
+                <w:szCs w:val="18"/>
+              </w:rPr>
+              <w:t>表现</w:t>
             </w:r>
             <w:r>
               <w:rPr>
@@ -1007,15 +1074,40 @@
                 <w:sz w:val="18"/>
                 <w:szCs w:val="18"/>
               </w:rPr>
-              <w:t xml:space="preserve">  %</w:t>
-            </w:r>
-            <w:r>
-              <w:rPr>
-                <w:rFonts w:hint="eastAsia"/>
-                <w:sz w:val="18"/>
-                <w:szCs w:val="18"/>
-              </w:rPr>
-              <w:t>，课程参与占</w:t>
+              <w:t xml:space="preserve"> %</w:t>
+            </w:r>
+            <w:r>
+              <w:rPr>
+                <w:rFonts w:hint="eastAsia"/>
+                <w:sz w:val="18"/>
+                <w:szCs w:val="18"/>
+              </w:rPr>
+              <w:t>，实践占</w:t>
+            </w:r>
+            <w:r>
+              <w:rPr>
+                <w:rFonts w:hint="eastAsia"/>
+                <w:sz w:val="18"/>
+                <w:szCs w:val="18"/>
+              </w:rPr>
+              <w:t xml:space="preserve"> 0 %)</w:t>
+            </w:r>
+          </w:p>
+          <w:p>
+            <w:pPr>
+              <w:rPr>
+                <w:sz w:val="18"/>
+                <w:szCs w:val="18"/>
+              </w:rPr>
+            </w:pPr>
+            <w:proofErr w:type="gramStart"/>
+            <w:r>
+              <w:rPr>
+                <w:rFonts w:hint="eastAsia"/>
+                <w:sz w:val="18"/>
+                <w:szCs w:val="18"/>
+              </w:rPr>
+              <w:t>期末成绩占</w:t>
             </w:r>
             <w:r>
               <w:rPr>
@@ -1032,8 +1124,9 @@
                 <w:szCs w:val="18"/>
                 <w:u w:val="single"/>
               </w:rPr>
-              <w:t>10</w:t>
-            </w:r>
+              <w:t>70</w:t>
+            </w:r>
+            <w:proofErr w:type="gramEnd"/>
             <w:r>
               <w:rPr>
                 <w:rFonts w:hint="eastAsia"/>
@@ -1041,71 +1134,6 @@
                 <w:szCs w:val="18"/>
               </w:rPr>
               <w:t xml:space="preserve"> %</w:t>
-            </w:r>
-            <w:r>
-              <w:rPr>
-                <w:rFonts w:hint="eastAsia"/>
-                <w:sz w:val="18"/>
-                <w:szCs w:val="18"/>
-              </w:rPr>
-              <w:t>，实践占</w:t>
-            </w:r>
-            <w:r>
-              <w:rPr>
-                <w:rFonts w:hint="eastAsia"/>
-                <w:sz w:val="18"/>
-                <w:szCs w:val="18"/>
-              </w:rPr>
-              <w:t xml:space="preserve"> 0  %)</w:t>
-            </w:r>
-            <w:r>
-              <w:rPr>
-                <w:rFonts w:hint="eastAsia"/>
-                <w:sz w:val="18"/>
-                <w:szCs w:val="18"/>
-              </w:rPr>
-              <w:t>，</w:t>
-            </w:r>
-          </w:p>
-          <w:p>
-            <w:pPr>
-              <w:rPr>
-                <w:sz w:val="18"/>
-                <w:szCs w:val="18"/>
-              </w:rPr>
-            </w:pPr>
-            <w:r>
-              <w:rPr>
-                <w:rFonts w:hint="eastAsia"/>
-                <w:sz w:val="18"/>
-                <w:szCs w:val="18"/>
-              </w:rPr>
-              <w:t>期末成绩占</w:t>
-            </w:r>
-            <w:r>
-              <w:rPr>
-                <w:rFonts w:hint="eastAsia"/>
-                <w:sz w:val="18"/>
-                <w:szCs w:val="18"/>
-              </w:rPr>
-              <w:t xml:space="preserve">  </w:t>
-            </w:r>
-            <w:r>
-              <w:rPr>
-                <w:rFonts w:hint="eastAsia"/>
-                <w:sz w:val="18"/>
-                <w:szCs w:val="18"/>
-                <w:u w:val="single"/>
-              </w:rPr>
-              <w:t>70</w:t>
-            </w:r>
-            <w:r>
-              <w:rPr>
-                <w:rFonts w:hint="eastAsia"/>
-                <w:sz w:val="18"/>
-                <w:szCs w:val="18"/>
-              </w:rPr>
-              <w:t xml:space="preserve">  %</w:t>
             </w:r>
             <w:r>
               <w:rPr>
@@ -1124,7 +1152,7 @@
         </w:trPr>
         <w:tc>
           <w:tcPr>
-            <w:tcW w:w="354" w:type="pct"/>
+            <w:tcW w:w="350" w:type="pct"/>
             <w:vAlign w:val="center"/>
           </w:tcPr>
           <w:p>
@@ -1312,7 +1340,7 @@
         </w:tc>
         <w:tc>
           <w:tcPr>
-            <w:tcW w:w="359" w:type="pct"/>
+            <w:tcW w:w="364" w:type="pct"/>
             <w:vAlign w:val="center"/>
           </w:tcPr>
           <w:p>
@@ -1340,7 +1368,7 @@
         </w:trPr>
         <w:tc>
           <w:tcPr>
-            <w:tcW w:w="354" w:type="pct"/>
+            <w:tcW w:w="350" w:type="pct"/>
             <w:vAlign w:val="center"/>
           </w:tcPr>
           <w:p>
@@ -1370,17 +1398,18 @@
             <w:pPr>
               <w:jc w:val="center"/>
               <w:rPr>
-                <w:sz w:val="18"/>
-                <w:szCs w:val="18"/>
-              </w:rPr>
-            </w:pPr>
-            <w:r>
-              <w:rPr>
-                <w:rFonts w:hint="eastAsia"/>
-                <w:sz w:val="18"/>
-                <w:szCs w:val="18"/>
-              </w:rPr>
-              <w:t>五</w:t>
+                <w:rFonts w:hint="eastAsia"/>
+                <w:sz w:val="18"/>
+                <w:szCs w:val="18"/>
+              </w:rPr>
+            </w:pPr>
+            <w:r>
+              <w:rPr>
+                <w:rFonts w:hint="eastAsia"/>
+                <w:sz w:val="18"/>
+                <w:szCs w:val="18"/>
+              </w:rPr>
+              <w:t>四</w:t>
             </w:r>
           </w:p>
         </w:tc>
@@ -1421,131 +1450,127 @@
             </w:pPr>
             <w:r>
               <w:rPr>
-                <w:rFonts w:hint="eastAsia"/>
-                <w:sz w:val="18"/>
-                <w:szCs w:val="18"/>
-              </w:rPr>
-              <w:t>项目一：计算机系统选购</w:t>
-            </w:r>
-          </w:p>
-          <w:p>
-            <w:pPr>
-              <w:rPr>
-                <w:sz w:val="18"/>
-                <w:szCs w:val="18"/>
-              </w:rPr>
-            </w:pPr>
-            <w:r>
-              <w:rPr>
-                <w:rFonts w:hint="eastAsia"/>
-                <w:sz w:val="18"/>
-                <w:szCs w:val="18"/>
-              </w:rPr>
-              <w:t xml:space="preserve">1.1 </w:t>
-            </w:r>
-            <w:r>
-              <w:rPr>
-                <w:rFonts w:hint="eastAsia"/>
-                <w:sz w:val="18"/>
-                <w:szCs w:val="18"/>
-              </w:rPr>
-              <w:t>计算机的发展与应用</w:t>
-            </w:r>
-          </w:p>
-          <w:p>
-            <w:pPr>
-              <w:rPr>
-                <w:sz w:val="18"/>
-                <w:szCs w:val="18"/>
-              </w:rPr>
-            </w:pPr>
-            <w:r>
-              <w:rPr>
-                <w:rFonts w:hint="eastAsia"/>
-                <w:sz w:val="18"/>
-                <w:szCs w:val="18"/>
-              </w:rPr>
-              <w:t xml:space="preserve">1.2 </w:t>
-            </w:r>
-            <w:r>
-              <w:rPr>
-                <w:rFonts w:hint="eastAsia"/>
-                <w:sz w:val="18"/>
-                <w:szCs w:val="18"/>
-              </w:rPr>
-              <w:t>计算机的分类、微型计算机的特点</w:t>
-            </w:r>
-          </w:p>
-          <w:p>
-            <w:pPr>
-              <w:rPr>
-                <w:sz w:val="18"/>
-                <w:szCs w:val="18"/>
-              </w:rPr>
-            </w:pPr>
-            <w:r>
-              <w:rPr>
-                <w:rFonts w:hint="eastAsia"/>
-                <w:sz w:val="18"/>
-                <w:szCs w:val="18"/>
-              </w:rPr>
-              <w:t xml:space="preserve">1.3 </w:t>
-            </w:r>
-            <w:r>
-              <w:rPr>
-                <w:rFonts w:hint="eastAsia"/>
-                <w:sz w:val="18"/>
-                <w:szCs w:val="18"/>
-              </w:rPr>
-              <w:t>计算思维能力培养</w:t>
-            </w:r>
-          </w:p>
-          <w:p>
-            <w:pPr>
-              <w:rPr>
-                <w:sz w:val="18"/>
-                <w:szCs w:val="18"/>
-              </w:rPr>
-            </w:pPr>
-            <w:r>
-              <w:rPr>
-                <w:rFonts w:hint="eastAsia"/>
-                <w:sz w:val="18"/>
-                <w:szCs w:val="18"/>
-              </w:rPr>
-              <w:t xml:space="preserve">2.3 </w:t>
-            </w:r>
-            <w:r>
-              <w:rPr>
-                <w:rFonts w:hint="eastAsia"/>
-                <w:sz w:val="18"/>
-                <w:szCs w:val="18"/>
-              </w:rPr>
-              <w:t>微型计算机的硬件设备</w:t>
-            </w:r>
-          </w:p>
-          <w:p>
-            <w:pPr>
-              <w:rPr>
-                <w:sz w:val="18"/>
-                <w:szCs w:val="18"/>
-              </w:rPr>
-            </w:pPr>
-            <w:r>
-              <w:rPr>
-                <w:rFonts w:hint="eastAsia"/>
-                <w:sz w:val="18"/>
-                <w:szCs w:val="18"/>
-              </w:rPr>
-              <w:t xml:space="preserve">2.4 </w:t>
-            </w:r>
-            <w:r>
-              <w:rPr>
-                <w:rFonts w:hint="eastAsia"/>
-                <w:sz w:val="18"/>
-                <w:szCs w:val="18"/>
-              </w:rPr>
-              <w:t>微型计算机软件系统</w:t>
+                <w:sz w:val="18"/>
+                <w:szCs w:val="18"/>
+              </w:rPr>
+              <w:t>第</w:t>
+            </w:r>
+            <w:r>
+              <w:rPr>
+                <w:sz w:val="18"/>
+                <w:szCs w:val="18"/>
+              </w:rPr>
+              <w:t>1</w:t>
+            </w:r>
+            <w:r>
+              <w:rPr>
+                <w:sz w:val="18"/>
+                <w:szCs w:val="18"/>
+              </w:rPr>
+              <w:t>章</w:t>
+            </w:r>
+            <w:r>
+              <w:rPr>
+                <w:rFonts w:hint="eastAsia"/>
+                <w:sz w:val="18"/>
+                <w:szCs w:val="18"/>
+              </w:rPr>
+              <w:t xml:space="preserve"> </w:t>
+            </w:r>
+            <w:r>
+              <w:rPr>
+                <w:sz w:val="18"/>
+                <w:szCs w:val="18"/>
+              </w:rPr>
+              <w:t>计算机与人工智能概论</w:t>
+            </w:r>
+          </w:p>
+          <w:p>
+            <w:pPr>
+              <w:rPr>
+                <w:sz w:val="18"/>
+                <w:szCs w:val="18"/>
+              </w:rPr>
+            </w:pPr>
+            <w:r>
+              <w:rPr>
+                <w:sz w:val="18"/>
+                <w:szCs w:val="18"/>
+              </w:rPr>
+              <w:t>1.1</w:t>
+            </w:r>
+            <w:r>
+              <w:rPr>
+                <w:sz w:val="18"/>
+                <w:szCs w:val="18"/>
+              </w:rPr>
+              <w:t>计算机基础知识</w:t>
+            </w:r>
+          </w:p>
+          <w:p>
+            <w:pPr>
+              <w:rPr>
+                <w:sz w:val="18"/>
+                <w:szCs w:val="18"/>
+              </w:rPr>
+            </w:pPr>
+            <w:r>
+              <w:rPr>
+                <w:sz w:val="18"/>
+                <w:szCs w:val="18"/>
+              </w:rPr>
+              <w:t>1.2</w:t>
+            </w:r>
+            <w:r>
+              <w:rPr>
+                <w:sz w:val="18"/>
+                <w:szCs w:val="18"/>
+              </w:rPr>
+              <w:t>数制和信息编码</w:t>
+            </w:r>
+          </w:p>
+          <w:p>
+            <w:pPr>
+              <w:rPr>
+                <w:sz w:val="18"/>
+                <w:szCs w:val="18"/>
+              </w:rPr>
+            </w:pPr>
+            <w:r>
+              <w:rPr>
+                <w:sz w:val="18"/>
+                <w:szCs w:val="18"/>
+              </w:rPr>
+              <w:t>1.3</w:t>
+            </w:r>
+            <w:r>
+              <w:rPr>
+                <w:sz w:val="18"/>
+                <w:szCs w:val="18"/>
+              </w:rPr>
+              <w:t>个人计算机的组成</w:t>
+            </w:r>
+          </w:p>
+          <w:p>
+            <w:pPr>
+              <w:rPr>
+                <w:sz w:val="18"/>
+                <w:szCs w:val="18"/>
+              </w:rPr>
+            </w:pPr>
+            <w:r>
+              <w:rPr>
+                <w:sz w:val="18"/>
+                <w:szCs w:val="18"/>
+              </w:rPr>
+              <w:t>1.4</w:t>
+            </w:r>
+            <w:r>
+              <w:rPr>
+                <w:sz w:val="18"/>
+                <w:szCs w:val="18"/>
+              </w:rPr>
+              <w:t>程序设计基础</w:t>
             </w:r>
           </w:p>
         </w:tc>
@@ -1677,7 +1702,7 @@
         </w:tc>
         <w:tc>
           <w:tcPr>
-            <w:tcW w:w="359" w:type="pct"/>
+            <w:tcW w:w="364" w:type="pct"/>
             <w:vAlign w:val="center"/>
           </w:tcPr>
           <w:p>
@@ -1697,7 +1722,7 @@
         </w:trPr>
         <w:tc>
           <w:tcPr>
-            <w:tcW w:w="354" w:type="pct"/>
+            <w:tcW w:w="350" w:type="pct"/>
             <w:vAlign w:val="center"/>
           </w:tcPr>
           <w:p>
@@ -1737,7 +1762,7 @@
                 <w:sz w:val="18"/>
                 <w:szCs w:val="18"/>
               </w:rPr>
-              <w:t>五</w:t>
+              <w:t>四</w:t>
             </w:r>
           </w:p>
         </w:tc>
@@ -1778,107 +1803,151 @@
             </w:pPr>
             <w:r>
               <w:rPr>
-                <w:rFonts w:hint="eastAsia"/>
-                <w:sz w:val="18"/>
-                <w:szCs w:val="18"/>
-              </w:rPr>
-              <w:t>项目二：操作系统文件管理</w:t>
-            </w:r>
-          </w:p>
-          <w:p>
-            <w:pPr>
-              <w:rPr>
-                <w:sz w:val="18"/>
-                <w:szCs w:val="18"/>
-              </w:rPr>
-            </w:pPr>
-            <w:r>
-              <w:rPr>
-                <w:rFonts w:hint="eastAsia"/>
-                <w:sz w:val="18"/>
-                <w:szCs w:val="18"/>
-              </w:rPr>
-              <w:t>5.1 Windows10</w:t>
-            </w:r>
-            <w:r>
-              <w:rPr>
-                <w:rFonts w:hint="eastAsia"/>
-                <w:sz w:val="18"/>
-                <w:szCs w:val="18"/>
-              </w:rPr>
-              <w:t>操作系统概述</w:t>
-            </w:r>
-          </w:p>
-          <w:p>
-            <w:pPr>
-              <w:rPr>
-                <w:sz w:val="18"/>
-                <w:szCs w:val="18"/>
-              </w:rPr>
-            </w:pPr>
-            <w:r>
-              <w:rPr>
-                <w:rFonts w:hint="eastAsia"/>
-                <w:sz w:val="18"/>
-                <w:szCs w:val="18"/>
-              </w:rPr>
-              <w:t>5.2 Windows10</w:t>
-            </w:r>
-            <w:r>
-              <w:rPr>
-                <w:rFonts w:hint="eastAsia"/>
-                <w:sz w:val="18"/>
-                <w:szCs w:val="18"/>
-              </w:rPr>
-              <w:t>的基本操作</w:t>
-            </w:r>
-          </w:p>
-          <w:p>
-            <w:pPr>
-              <w:rPr>
-                <w:sz w:val="18"/>
-                <w:szCs w:val="18"/>
-              </w:rPr>
-            </w:pPr>
-            <w:r>
-              <w:rPr>
-                <w:rFonts w:hint="eastAsia"/>
-                <w:sz w:val="18"/>
-                <w:szCs w:val="18"/>
-              </w:rPr>
-              <w:t xml:space="preserve">5.3 </w:t>
-            </w:r>
-            <w:r>
-              <w:rPr>
-                <w:rFonts w:hint="eastAsia"/>
-                <w:sz w:val="18"/>
-                <w:szCs w:val="18"/>
-              </w:rPr>
-              <w:t>文件管理</w:t>
-            </w:r>
-          </w:p>
-          <w:p>
-            <w:pPr>
-              <w:rPr>
-                <w:sz w:val="18"/>
-                <w:szCs w:val="18"/>
-              </w:rPr>
-            </w:pPr>
-            <w:r>
-              <w:rPr>
-                <w:rFonts w:hint="eastAsia"/>
-                <w:sz w:val="18"/>
-                <w:szCs w:val="18"/>
-              </w:rPr>
-              <w:t xml:space="preserve">5.4 </w:t>
-            </w:r>
-            <w:r>
-              <w:rPr>
-                <w:rFonts w:hint="eastAsia"/>
-                <w:sz w:val="18"/>
-                <w:szCs w:val="18"/>
-              </w:rPr>
-              <w:t>控制面板</w:t>
+                <w:sz w:val="18"/>
+                <w:szCs w:val="18"/>
+              </w:rPr>
+              <w:t>第</w:t>
+            </w:r>
+            <w:r>
+              <w:rPr>
+                <w:sz w:val="18"/>
+                <w:szCs w:val="18"/>
+              </w:rPr>
+              <w:t>1</w:t>
+            </w:r>
+            <w:r>
+              <w:rPr>
+                <w:sz w:val="18"/>
+                <w:szCs w:val="18"/>
+              </w:rPr>
+              <w:t>章</w:t>
+            </w:r>
+            <w:r>
+              <w:rPr>
+                <w:rFonts w:hint="eastAsia"/>
+                <w:sz w:val="18"/>
+                <w:szCs w:val="18"/>
+              </w:rPr>
+              <w:t xml:space="preserve"> </w:t>
+            </w:r>
+            <w:r>
+              <w:rPr>
+                <w:sz w:val="18"/>
+                <w:szCs w:val="18"/>
+              </w:rPr>
+              <w:t>计算机与人工智能概论</w:t>
+            </w:r>
+          </w:p>
+          <w:p>
+            <w:pPr>
+              <w:rPr>
+                <w:sz w:val="18"/>
+                <w:szCs w:val="18"/>
+              </w:rPr>
+            </w:pPr>
+            <w:r>
+              <w:rPr>
+                <w:sz w:val="18"/>
+                <w:szCs w:val="18"/>
+              </w:rPr>
+              <w:t>1.5</w:t>
+            </w:r>
+            <w:r>
+              <w:rPr>
+                <w:sz w:val="18"/>
+                <w:szCs w:val="18"/>
+              </w:rPr>
+              <w:t>计算机网络基础</w:t>
+            </w:r>
+          </w:p>
+          <w:p>
+            <w:pPr>
+              <w:rPr>
+                <w:sz w:val="18"/>
+                <w:szCs w:val="18"/>
+              </w:rPr>
+            </w:pPr>
+            <w:r>
+              <w:rPr>
+                <w:sz w:val="18"/>
+                <w:szCs w:val="18"/>
+              </w:rPr>
+              <w:t>1.6</w:t>
+            </w:r>
+            <w:r>
+              <w:rPr>
+                <w:sz w:val="18"/>
+                <w:szCs w:val="18"/>
+              </w:rPr>
+              <w:t>大数据与云计算</w:t>
+            </w:r>
+          </w:p>
+          <w:p>
+            <w:pPr>
+              <w:rPr>
+                <w:sz w:val="18"/>
+                <w:szCs w:val="18"/>
+              </w:rPr>
+            </w:pPr>
+            <w:r>
+              <w:rPr>
+                <w:sz w:val="18"/>
+                <w:szCs w:val="18"/>
+              </w:rPr>
+              <w:t>1.7</w:t>
+            </w:r>
+            <w:r>
+              <w:rPr>
+                <w:sz w:val="18"/>
+                <w:szCs w:val="18"/>
+              </w:rPr>
+              <w:t>计算机安全</w:t>
+            </w:r>
+          </w:p>
+          <w:p>
+            <w:pPr>
+              <w:rPr>
+                <w:sz w:val="18"/>
+                <w:szCs w:val="18"/>
+              </w:rPr>
+            </w:pPr>
+            <w:r>
+              <w:rPr>
+                <w:sz w:val="18"/>
+                <w:szCs w:val="18"/>
+              </w:rPr>
+              <w:t>1.8</w:t>
+            </w:r>
+            <w:r>
+              <w:rPr>
+                <w:sz w:val="18"/>
+                <w:szCs w:val="18"/>
+              </w:rPr>
+              <w:t>人工智能概述</w:t>
+            </w:r>
+          </w:p>
+          <w:p>
+            <w:pPr>
+              <w:rPr>
+                <w:sz w:val="18"/>
+                <w:szCs w:val="18"/>
+              </w:rPr>
+            </w:pPr>
+            <w:r>
+              <w:rPr>
+                <w:rFonts w:hint="eastAsia"/>
+                <w:sz w:val="18"/>
+                <w:szCs w:val="18"/>
+              </w:rPr>
+              <w:t>1.9</w:t>
+            </w:r>
+            <w:r>
+              <w:rPr>
+                <w:rFonts w:hint="eastAsia"/>
+                <w:sz w:val="18"/>
+                <w:szCs w:val="18"/>
+              </w:rPr>
+              <w:t>信息社会责任和计算机职业道德规范</w:t>
             </w:r>
           </w:p>
         </w:tc>
@@ -1978,7 +2047,7 @@
         </w:tc>
         <w:tc>
           <w:tcPr>
-            <w:tcW w:w="359" w:type="pct"/>
+            <w:tcW w:w="364" w:type="pct"/>
             <w:vAlign w:val="center"/>
           </w:tcPr>
           <w:p>
@@ -1998,7 +2067,7 @@
         </w:trPr>
         <w:tc>
           <w:tcPr>
-            <w:tcW w:w="354" w:type="pct"/>
+            <w:tcW w:w="350" w:type="pct"/>
             <w:vAlign w:val="center"/>
           </w:tcPr>
           <w:p>
@@ -2038,7 +2107,7 @@
                 <w:sz w:val="18"/>
                 <w:szCs w:val="18"/>
               </w:rPr>
-              <w:t>五</w:t>
+              <w:t>四</w:t>
             </w:r>
           </w:p>
         </w:tc>
@@ -2079,131 +2148,134 @@
             </w:pPr>
             <w:r>
               <w:rPr>
-                <w:rFonts w:hint="eastAsia"/>
-                <w:sz w:val="18"/>
-                <w:szCs w:val="18"/>
-              </w:rPr>
-              <w:t>项目三：简单通知制作</w:t>
-            </w:r>
-          </w:p>
-          <w:p>
-            <w:pPr>
-              <w:rPr>
-                <w:sz w:val="18"/>
-                <w:szCs w:val="18"/>
-              </w:rPr>
-            </w:pPr>
-            <w:r>
-              <w:rPr>
-                <w:rFonts w:hint="eastAsia"/>
-                <w:sz w:val="18"/>
-                <w:szCs w:val="18"/>
-              </w:rPr>
-              <w:t>6.1 MicrosoftWord2016</w:t>
-            </w:r>
-            <w:r>
-              <w:rPr>
-                <w:rFonts w:hint="eastAsia"/>
-                <w:sz w:val="18"/>
-                <w:szCs w:val="18"/>
-              </w:rPr>
-              <w:t>概述</w:t>
-            </w:r>
-          </w:p>
-          <w:p>
-            <w:pPr>
-              <w:rPr>
-                <w:sz w:val="18"/>
-                <w:szCs w:val="18"/>
-              </w:rPr>
-            </w:pPr>
-            <w:r>
-              <w:rPr>
-                <w:rFonts w:hint="eastAsia"/>
-                <w:sz w:val="18"/>
-                <w:szCs w:val="18"/>
-              </w:rPr>
-              <w:t xml:space="preserve">6.2 </w:t>
-            </w:r>
-            <w:r>
-              <w:rPr>
-                <w:rFonts w:hint="eastAsia"/>
-                <w:sz w:val="18"/>
-                <w:szCs w:val="18"/>
-              </w:rPr>
-              <w:t>文档管理</w:t>
-            </w:r>
-          </w:p>
-          <w:p>
-            <w:pPr>
-              <w:rPr>
-                <w:sz w:val="18"/>
-                <w:szCs w:val="18"/>
-              </w:rPr>
-            </w:pPr>
-            <w:r>
-              <w:rPr>
-                <w:rFonts w:hint="eastAsia"/>
-                <w:sz w:val="18"/>
-                <w:szCs w:val="18"/>
-              </w:rPr>
-              <w:t xml:space="preserve">6.3 </w:t>
-            </w:r>
-            <w:r>
-              <w:rPr>
-                <w:rFonts w:hint="eastAsia"/>
-                <w:sz w:val="18"/>
-                <w:szCs w:val="18"/>
-              </w:rPr>
-              <w:t>文档编辑</w:t>
-            </w:r>
-          </w:p>
-          <w:p>
-            <w:pPr>
-              <w:rPr>
-                <w:sz w:val="18"/>
-                <w:szCs w:val="18"/>
-              </w:rPr>
-            </w:pPr>
-            <w:r>
-              <w:rPr>
-                <w:rFonts w:hint="eastAsia"/>
-                <w:sz w:val="18"/>
-                <w:szCs w:val="18"/>
-              </w:rPr>
-              <w:t xml:space="preserve">6.4.1 </w:t>
-            </w:r>
-            <w:r>
-              <w:rPr>
-                <w:rFonts w:hint="eastAsia"/>
-                <w:sz w:val="18"/>
-                <w:szCs w:val="18"/>
-              </w:rPr>
-              <w:t>设置文本格式</w:t>
-            </w:r>
-          </w:p>
-          <w:p>
-            <w:pPr>
-              <w:rPr>
-                <w:sz w:val="18"/>
-                <w:szCs w:val="18"/>
-              </w:rPr>
-            </w:pPr>
-            <w:r>
-              <w:rPr>
-                <w:rFonts w:hint="eastAsia"/>
-                <w:sz w:val="18"/>
-                <w:szCs w:val="18"/>
-              </w:rPr>
-              <w:t xml:space="preserve">6.4.2 </w:t>
-            </w:r>
-            <w:r>
-              <w:rPr>
-                <w:rFonts w:hint="eastAsia"/>
-                <w:sz w:val="18"/>
-                <w:szCs w:val="18"/>
-              </w:rPr>
-              <w:t>设置段落格式</w:t>
+                <w:sz w:val="18"/>
+                <w:szCs w:val="18"/>
+              </w:rPr>
+              <w:t>第</w:t>
+            </w:r>
+            <w:r>
+              <w:rPr>
+                <w:sz w:val="18"/>
+                <w:szCs w:val="18"/>
+              </w:rPr>
+              <w:t>2</w:t>
+            </w:r>
+            <w:r>
+              <w:rPr>
+                <w:sz w:val="18"/>
+                <w:szCs w:val="18"/>
+              </w:rPr>
+              <w:t>章</w:t>
+            </w:r>
+            <w:r>
+              <w:rPr>
+                <w:rFonts w:hint="eastAsia"/>
+                <w:sz w:val="18"/>
+                <w:szCs w:val="18"/>
+              </w:rPr>
+              <w:t xml:space="preserve"> </w:t>
+            </w:r>
+            <w:r>
+              <w:rPr>
+                <w:sz w:val="18"/>
+                <w:szCs w:val="18"/>
+              </w:rPr>
+              <w:t>Windows10</w:t>
+            </w:r>
+            <w:r>
+              <w:rPr>
+                <w:sz w:val="18"/>
+                <w:szCs w:val="18"/>
+              </w:rPr>
+              <w:t>操作系统</w:t>
+            </w:r>
+          </w:p>
+          <w:p>
+            <w:pPr>
+              <w:rPr>
+                <w:sz w:val="18"/>
+                <w:szCs w:val="18"/>
+              </w:rPr>
+            </w:pPr>
+            <w:r>
+              <w:rPr>
+                <w:sz w:val="18"/>
+                <w:szCs w:val="18"/>
+              </w:rPr>
+              <w:t>2.1</w:t>
+            </w:r>
+            <w:r>
+              <w:rPr>
+                <w:sz w:val="18"/>
+                <w:szCs w:val="18"/>
+              </w:rPr>
+              <w:t>操作系统概述</w:t>
+            </w:r>
+          </w:p>
+          <w:p>
+            <w:pPr>
+              <w:rPr>
+                <w:sz w:val="18"/>
+                <w:szCs w:val="18"/>
+              </w:rPr>
+            </w:pPr>
+            <w:r>
+              <w:rPr>
+                <w:sz w:val="18"/>
+                <w:szCs w:val="18"/>
+              </w:rPr>
+              <w:t>2.2Windows10</w:t>
+            </w:r>
+            <w:r>
+              <w:rPr>
+                <w:sz w:val="18"/>
+                <w:szCs w:val="18"/>
+              </w:rPr>
+              <w:t>操作系统基本操作</w:t>
+            </w:r>
+          </w:p>
+          <w:p>
+            <w:pPr>
+              <w:rPr>
+                <w:sz w:val="18"/>
+                <w:szCs w:val="18"/>
+              </w:rPr>
+            </w:pPr>
+            <w:r>
+              <w:rPr>
+                <w:sz w:val="18"/>
+                <w:szCs w:val="18"/>
+              </w:rPr>
+              <w:t>2.3</w:t>
+            </w:r>
+            <w:r>
+              <w:rPr>
+                <w:sz w:val="18"/>
+                <w:szCs w:val="18"/>
+              </w:rPr>
+              <w:t>文件和文件夹的管理操作</w:t>
+            </w:r>
+          </w:p>
+          <w:p>
+            <w:pPr>
+              <w:rPr>
+                <w:sz w:val="18"/>
+                <w:szCs w:val="18"/>
+              </w:rPr>
+            </w:pPr>
+            <w:r>
+              <w:rPr>
+                <w:sz w:val="18"/>
+                <w:szCs w:val="18"/>
+              </w:rPr>
+              <w:t>2.4</w:t>
+            </w:r>
+            <w:r>
+              <w:rPr>
+                <w:sz w:val="18"/>
+                <w:szCs w:val="18"/>
+              </w:rPr>
+              <w:t>控制面板的应用</w:t>
             </w:r>
           </w:p>
         </w:tc>
@@ -2267,14 +2339,6 @@
                 <w:szCs w:val="18"/>
               </w:rPr>
             </w:pPr>
-            <w:r>
-              <w:rPr>
-                <w:rFonts w:hint="eastAsia"/>
-                <w:sz w:val="18"/>
-                <w:szCs w:val="18"/>
-              </w:rPr>
-              <w:t>简单通知制作</w:t>
-            </w:r>
           </w:p>
         </w:tc>
         <w:tc>
@@ -2303,7 +2367,7 @@
         </w:tc>
         <w:tc>
           <w:tcPr>
-            <w:tcW w:w="359" w:type="pct"/>
+            <w:tcW w:w="364" w:type="pct"/>
             <w:vAlign w:val="center"/>
           </w:tcPr>
           <w:p>
@@ -2323,7 +2387,7 @@
         </w:trPr>
         <w:tc>
           <w:tcPr>
-            <w:tcW w:w="354" w:type="pct"/>
+            <w:tcW w:w="350" w:type="pct"/>
             <w:vAlign w:val="center"/>
           </w:tcPr>
           <w:p>
@@ -2363,7 +2427,7 @@
                 <w:sz w:val="18"/>
                 <w:szCs w:val="18"/>
               </w:rPr>
-              <w:t>五</w:t>
+              <w:t>四</w:t>
             </w:r>
           </w:p>
         </w:tc>
@@ -2408,167 +2472,7 @@
                 <w:sz w:val="18"/>
                 <w:szCs w:val="18"/>
               </w:rPr>
-              <w:t>项目四：海报制作</w:t>
-            </w:r>
-          </w:p>
-          <w:p>
-            <w:pPr>
-              <w:rPr>
-                <w:sz w:val="18"/>
-                <w:szCs w:val="18"/>
-              </w:rPr>
-            </w:pPr>
-            <w:r>
-              <w:rPr>
-                <w:rFonts w:hint="eastAsia"/>
-                <w:sz w:val="18"/>
-                <w:szCs w:val="18"/>
-              </w:rPr>
-              <w:t xml:space="preserve">6.4.3 </w:t>
-            </w:r>
-            <w:r>
-              <w:rPr>
-                <w:rFonts w:hint="eastAsia"/>
-                <w:sz w:val="18"/>
-                <w:szCs w:val="18"/>
-              </w:rPr>
-              <w:t>为段落添加项目符号或编号</w:t>
-            </w:r>
-          </w:p>
-          <w:p>
-            <w:pPr>
-              <w:rPr>
-                <w:sz w:val="18"/>
-                <w:szCs w:val="18"/>
-              </w:rPr>
-            </w:pPr>
-            <w:r>
-              <w:rPr>
-                <w:rFonts w:hint="eastAsia"/>
-                <w:sz w:val="18"/>
-                <w:szCs w:val="18"/>
-              </w:rPr>
-              <w:t xml:space="preserve">6.4.6 </w:t>
-            </w:r>
-            <w:r>
-              <w:rPr>
-                <w:rFonts w:hint="eastAsia"/>
-                <w:sz w:val="18"/>
-                <w:szCs w:val="18"/>
-              </w:rPr>
-              <w:t>调整页面设置</w:t>
-            </w:r>
-          </w:p>
-          <w:p>
-            <w:pPr>
-              <w:rPr>
-                <w:sz w:val="18"/>
-                <w:szCs w:val="18"/>
-              </w:rPr>
-            </w:pPr>
-            <w:r>
-              <w:rPr>
-                <w:rFonts w:hint="eastAsia"/>
-                <w:sz w:val="18"/>
-                <w:szCs w:val="18"/>
-              </w:rPr>
-              <w:t xml:space="preserve">6.4.7 </w:t>
-            </w:r>
-            <w:r>
-              <w:rPr>
-                <w:rFonts w:hint="eastAsia"/>
-                <w:sz w:val="18"/>
-                <w:szCs w:val="18"/>
-              </w:rPr>
-              <w:t>设置页面颜色和边框</w:t>
-            </w:r>
-          </w:p>
-          <w:p>
-            <w:pPr>
-              <w:rPr>
-                <w:sz w:val="18"/>
-                <w:szCs w:val="18"/>
-              </w:rPr>
-            </w:pPr>
-            <w:r>
-              <w:rPr>
-                <w:rFonts w:hint="eastAsia"/>
-                <w:sz w:val="18"/>
-                <w:szCs w:val="18"/>
-              </w:rPr>
-              <w:t xml:space="preserve">6.5.2 </w:t>
-            </w:r>
-            <w:r>
-              <w:rPr>
-                <w:rFonts w:hint="eastAsia"/>
-                <w:sz w:val="18"/>
-                <w:szCs w:val="18"/>
-              </w:rPr>
-              <w:t>插入图片</w:t>
-            </w:r>
-          </w:p>
-          <w:p>
-            <w:pPr>
-              <w:rPr>
-                <w:sz w:val="18"/>
-                <w:szCs w:val="18"/>
-              </w:rPr>
-            </w:pPr>
-            <w:r>
-              <w:rPr>
-                <w:rFonts w:hint="eastAsia"/>
-                <w:sz w:val="18"/>
-                <w:szCs w:val="18"/>
-              </w:rPr>
-              <w:t xml:space="preserve">6.5.3 </w:t>
-            </w:r>
-            <w:r>
-              <w:rPr>
-                <w:rFonts w:hint="eastAsia"/>
-                <w:sz w:val="18"/>
-                <w:szCs w:val="18"/>
-              </w:rPr>
-              <w:t>艺术字的插入与编辑</w:t>
-            </w:r>
-          </w:p>
-          <w:p>
-            <w:pPr>
-              <w:rPr>
-                <w:sz w:val="18"/>
-                <w:szCs w:val="18"/>
-              </w:rPr>
-            </w:pPr>
-            <w:r>
-              <w:rPr>
-                <w:rFonts w:hint="eastAsia"/>
-                <w:sz w:val="18"/>
-                <w:szCs w:val="18"/>
-              </w:rPr>
-              <w:t xml:space="preserve">6.5.5 </w:t>
-            </w:r>
-            <w:r>
-              <w:rPr>
-                <w:rFonts w:hint="eastAsia"/>
-                <w:sz w:val="18"/>
-                <w:szCs w:val="18"/>
-              </w:rPr>
-              <w:t>插入</w:t>
-            </w:r>
-            <w:r>
-              <w:rPr>
-                <w:rFonts w:hint="eastAsia"/>
-                <w:sz w:val="18"/>
-                <w:szCs w:val="18"/>
-              </w:rPr>
-              <w:t>SmartArt</w:t>
-            </w:r>
-            <w:r>
-              <w:rPr>
-                <w:rFonts w:hint="eastAsia"/>
-                <w:sz w:val="18"/>
-                <w:szCs w:val="18"/>
-              </w:rPr>
-              <w:t>图形</w:t>
+              <w:t>国庆放假</w:t>
             </w:r>
           </w:p>
         </w:tc>
@@ -2632,14 +2536,6 @@
                 <w:szCs w:val="18"/>
               </w:rPr>
             </w:pPr>
-            <w:r>
-              <w:rPr>
-                <w:rFonts w:hint="eastAsia"/>
-                <w:sz w:val="18"/>
-                <w:szCs w:val="18"/>
-              </w:rPr>
-              <w:t>海报制作</w:t>
-            </w:r>
           </w:p>
         </w:tc>
         <w:tc>
@@ -2668,7 +2564,7 @@
         </w:tc>
         <w:tc>
           <w:tcPr>
-            <w:tcW w:w="359" w:type="pct"/>
+            <w:tcW w:w="364" w:type="pct"/>
             <w:vAlign w:val="center"/>
           </w:tcPr>
           <w:p>
@@ -2688,7 +2584,7 @@
         </w:trPr>
         <w:tc>
           <w:tcPr>
-            <w:tcW w:w="354" w:type="pct"/>
+            <w:tcW w:w="350" w:type="pct"/>
             <w:vAlign w:val="center"/>
           </w:tcPr>
           <w:p>
@@ -2728,7 +2624,7 @@
                 <w:sz w:val="18"/>
                 <w:szCs w:val="18"/>
               </w:rPr>
-              <w:t>五</w:t>
+              <w:t>四</w:t>
             </w:r>
           </w:p>
         </w:tc>
@@ -2769,155 +2665,107 @@
             </w:pPr>
             <w:r>
               <w:rPr>
-                <w:rFonts w:hint="eastAsia"/>
-                <w:sz w:val="18"/>
-                <w:szCs w:val="18"/>
-              </w:rPr>
-              <w:t>项目五：毕业论文编辑</w:t>
-            </w:r>
-          </w:p>
-          <w:p>
-            <w:pPr>
-              <w:rPr>
-                <w:sz w:val="18"/>
-                <w:szCs w:val="18"/>
-              </w:rPr>
-            </w:pPr>
-            <w:r>
-              <w:rPr>
-                <w:rFonts w:hint="eastAsia"/>
-                <w:sz w:val="18"/>
-                <w:szCs w:val="18"/>
-              </w:rPr>
-              <w:t xml:space="preserve">6.4.4 </w:t>
-            </w:r>
-            <w:r>
-              <w:rPr>
-                <w:rFonts w:hint="eastAsia"/>
-                <w:sz w:val="18"/>
-                <w:szCs w:val="18"/>
-              </w:rPr>
-              <w:t>使用格式刷复制格式</w:t>
-            </w:r>
-          </w:p>
-          <w:p>
-            <w:pPr>
-              <w:rPr>
-                <w:sz w:val="18"/>
-                <w:szCs w:val="18"/>
-              </w:rPr>
-            </w:pPr>
-            <w:r>
-              <w:rPr>
-                <w:rFonts w:hint="eastAsia"/>
-                <w:sz w:val="18"/>
-                <w:szCs w:val="18"/>
-              </w:rPr>
-              <w:t xml:space="preserve">6.4.5 </w:t>
-            </w:r>
-            <w:r>
-              <w:rPr>
-                <w:rFonts w:hint="eastAsia"/>
-                <w:sz w:val="18"/>
-                <w:szCs w:val="18"/>
-              </w:rPr>
-              <w:t>样式</w:t>
-            </w:r>
-          </w:p>
-          <w:p>
-            <w:pPr>
-              <w:rPr>
-                <w:sz w:val="18"/>
-                <w:szCs w:val="18"/>
-              </w:rPr>
-            </w:pPr>
-            <w:r>
-              <w:rPr>
-                <w:rFonts w:hint="eastAsia"/>
-                <w:sz w:val="18"/>
-                <w:szCs w:val="18"/>
-              </w:rPr>
-              <w:t xml:space="preserve">6.5.4 </w:t>
-            </w:r>
-            <w:r>
-              <w:rPr>
-                <w:rFonts w:hint="eastAsia"/>
-                <w:sz w:val="18"/>
-                <w:szCs w:val="18"/>
-              </w:rPr>
-              <w:t>公式编辑器的使用</w:t>
-            </w:r>
-          </w:p>
-          <w:p>
-            <w:pPr>
-              <w:rPr>
-                <w:sz w:val="18"/>
-                <w:szCs w:val="18"/>
-              </w:rPr>
-            </w:pPr>
-            <w:r>
-              <w:rPr>
-                <w:rFonts w:hint="eastAsia"/>
-                <w:sz w:val="18"/>
-                <w:szCs w:val="18"/>
-              </w:rPr>
-              <w:t xml:space="preserve">6.5.6 </w:t>
-            </w:r>
-            <w:r>
-              <w:rPr>
-                <w:rFonts w:hint="eastAsia"/>
-                <w:sz w:val="18"/>
-                <w:szCs w:val="18"/>
-              </w:rPr>
-              <w:t>文档分页和分节</w:t>
-            </w:r>
-          </w:p>
-          <w:p>
-            <w:pPr>
-              <w:rPr>
-                <w:sz w:val="18"/>
-                <w:szCs w:val="18"/>
-              </w:rPr>
-            </w:pPr>
-            <w:r>
-              <w:rPr>
-                <w:rFonts w:hint="eastAsia"/>
-                <w:sz w:val="18"/>
-                <w:szCs w:val="18"/>
-              </w:rPr>
-              <w:t xml:space="preserve">6.5.7 </w:t>
-            </w:r>
-            <w:r>
-              <w:rPr>
-                <w:rFonts w:hint="eastAsia"/>
-                <w:sz w:val="18"/>
-                <w:szCs w:val="18"/>
-              </w:rPr>
-              <w:t>设置页眉与页脚</w:t>
-            </w:r>
-          </w:p>
-          <w:p>
-            <w:pPr>
-              <w:rPr>
-                <w:sz w:val="18"/>
-                <w:szCs w:val="18"/>
-              </w:rPr>
-            </w:pPr>
-            <w:r>
-              <w:rPr>
-                <w:rFonts w:hint="eastAsia"/>
-                <w:sz w:val="18"/>
-                <w:szCs w:val="18"/>
-              </w:rPr>
-              <w:t xml:space="preserve">6.5.9 </w:t>
-            </w:r>
-            <w:r>
-              <w:rPr>
-                <w:rFonts w:hint="eastAsia"/>
-                <w:sz w:val="18"/>
-                <w:szCs w:val="18"/>
-              </w:rPr>
-              <w:t>创建文档目录</w:t>
+                <w:sz w:val="18"/>
+                <w:szCs w:val="18"/>
+              </w:rPr>
+              <w:t>第</w:t>
+            </w:r>
+            <w:r>
+              <w:rPr>
+                <w:sz w:val="18"/>
+                <w:szCs w:val="18"/>
+              </w:rPr>
+              <w:t>3</w:t>
+            </w:r>
+            <w:r>
+              <w:rPr>
+                <w:sz w:val="18"/>
+                <w:szCs w:val="18"/>
+              </w:rPr>
+              <w:t>章</w:t>
+            </w:r>
+            <w:r>
+              <w:rPr>
+                <w:rFonts w:hint="eastAsia"/>
+                <w:sz w:val="18"/>
+                <w:szCs w:val="18"/>
+              </w:rPr>
+              <w:t xml:space="preserve"> </w:t>
+            </w:r>
+            <w:r>
+              <w:rPr>
+                <w:sz w:val="18"/>
+                <w:szCs w:val="18"/>
+              </w:rPr>
+              <w:t>文档智能编辑排版</w:t>
+            </w:r>
+          </w:p>
+          <w:p>
+            <w:pPr>
+              <w:rPr>
+                <w:sz w:val="18"/>
+                <w:szCs w:val="18"/>
+              </w:rPr>
+            </w:pPr>
+            <w:r>
+              <w:rPr>
+                <w:sz w:val="18"/>
+                <w:szCs w:val="18"/>
+              </w:rPr>
+              <w:t>3.1</w:t>
+            </w:r>
+            <w:r>
+              <w:rPr>
+                <w:sz w:val="18"/>
+                <w:szCs w:val="18"/>
+              </w:rPr>
+              <w:t>文档编辑</w:t>
+            </w:r>
+          </w:p>
+          <w:p>
+            <w:pPr>
+              <w:rPr>
+                <w:sz w:val="18"/>
+                <w:szCs w:val="18"/>
+              </w:rPr>
+            </w:pPr>
+            <w:r>
+              <w:rPr>
+                <w:sz w:val="18"/>
+                <w:szCs w:val="18"/>
+              </w:rPr>
+              <w:t>3.2</w:t>
+            </w:r>
+            <w:r>
+              <w:rPr>
+                <w:sz w:val="18"/>
+                <w:szCs w:val="18"/>
+              </w:rPr>
+              <w:t>文档表格制作</w:t>
+            </w:r>
+          </w:p>
+          <w:p>
+            <w:pPr>
+              <w:rPr>
+                <w:sz w:val="18"/>
+                <w:szCs w:val="18"/>
+              </w:rPr>
+            </w:pPr>
+            <w:r>
+              <w:rPr>
+                <w:rFonts w:hint="eastAsia"/>
+                <w:sz w:val="18"/>
+                <w:szCs w:val="18"/>
+              </w:rPr>
+              <w:t>3.3</w:t>
+            </w:r>
+            <w:r>
+              <w:rPr>
+                <w:rFonts w:hint="eastAsia"/>
+                <w:sz w:val="18"/>
+                <w:szCs w:val="18"/>
+              </w:rPr>
+              <w:t>文稿格式设置</w:t>
             </w:r>
           </w:p>
         </w:tc>
@@ -3017,7 +2865,7 @@
         </w:tc>
         <w:tc>
           <w:tcPr>
-            <w:tcW w:w="359" w:type="pct"/>
+            <w:tcW w:w="364" w:type="pct"/>
             <w:vAlign w:val="center"/>
           </w:tcPr>
           <w:p>
@@ -3037,7 +2885,7 @@
         </w:trPr>
         <w:tc>
           <w:tcPr>
-            <w:tcW w:w="354" w:type="pct"/>
+            <w:tcW w:w="350" w:type="pct"/>
             <w:vAlign w:val="center"/>
           </w:tcPr>
           <w:p>
@@ -3077,7 +2925,7 @@
                 <w:sz w:val="18"/>
                 <w:szCs w:val="18"/>
               </w:rPr>
-              <w:t>五</w:t>
+              <w:t>四</w:t>
             </w:r>
           </w:p>
         </w:tc>
@@ -3118,108 +2966,85 @@
             </w:pPr>
             <w:r>
               <w:rPr>
-                <w:rFonts w:hint="eastAsia"/>
-                <w:sz w:val="18"/>
-                <w:szCs w:val="18"/>
-              </w:rPr>
-              <w:t>项目六：简历制作</w:t>
-            </w:r>
-          </w:p>
-          <w:p>
-            <w:pPr>
-              <w:rPr>
-                <w:sz w:val="18"/>
-                <w:szCs w:val="18"/>
-              </w:rPr>
-            </w:pPr>
-            <w:r>
-              <w:rPr>
-                <w:rFonts w:hint="eastAsia"/>
-                <w:sz w:val="18"/>
-                <w:szCs w:val="18"/>
-              </w:rPr>
-              <w:lastRenderedPageBreak/>
-              <w:t xml:space="preserve">6.6 </w:t>
-            </w:r>
-            <w:r>
-              <w:rPr>
-                <w:rFonts w:hint="eastAsia"/>
-                <w:sz w:val="18"/>
-                <w:szCs w:val="18"/>
-              </w:rPr>
-              <w:t>表格</w:t>
-            </w:r>
-          </w:p>
-          <w:p>
-            <w:pPr>
-              <w:rPr>
-                <w:sz w:val="18"/>
-                <w:szCs w:val="18"/>
-              </w:rPr>
-            </w:pPr>
-            <w:r>
-              <w:rPr>
-                <w:rFonts w:hint="eastAsia"/>
-                <w:sz w:val="18"/>
-                <w:szCs w:val="18"/>
-              </w:rPr>
-              <w:t xml:space="preserve">6.7 </w:t>
-            </w:r>
-            <w:r>
-              <w:rPr>
-                <w:rFonts w:hint="eastAsia"/>
-                <w:sz w:val="18"/>
-                <w:szCs w:val="18"/>
-              </w:rPr>
-              <w:t>文档修订与共享</w:t>
-            </w:r>
-          </w:p>
-          <w:p>
-            <w:pPr>
-              <w:rPr>
-                <w:sz w:val="18"/>
-                <w:szCs w:val="18"/>
-              </w:rPr>
-            </w:pPr>
-            <w:r>
-              <w:rPr>
-                <w:rFonts w:hint="eastAsia"/>
-                <w:sz w:val="18"/>
-                <w:szCs w:val="18"/>
-              </w:rPr>
-              <w:t xml:space="preserve">6.8 </w:t>
-            </w:r>
-            <w:r>
-              <w:rPr>
-                <w:rFonts w:hint="eastAsia"/>
-                <w:sz w:val="18"/>
-                <w:szCs w:val="18"/>
-              </w:rPr>
-              <w:t>文档打印</w:t>
-            </w:r>
-          </w:p>
-          <w:p>
-            <w:pPr>
-              <w:rPr>
-                <w:sz w:val="18"/>
-                <w:szCs w:val="18"/>
-              </w:rPr>
-            </w:pPr>
-            <w:r>
-              <w:rPr>
-                <w:rFonts w:hint="eastAsia"/>
-                <w:sz w:val="18"/>
-                <w:szCs w:val="18"/>
-              </w:rPr>
-              <w:t xml:space="preserve">6.11 </w:t>
-            </w:r>
-            <w:r>
-              <w:rPr>
-                <w:rFonts w:hint="eastAsia"/>
-                <w:sz w:val="18"/>
-                <w:szCs w:val="18"/>
-              </w:rPr>
-              <w:t>邮件合并</w:t>
+                <w:sz w:val="18"/>
+                <w:szCs w:val="18"/>
+              </w:rPr>
+              <w:t>第</w:t>
+            </w:r>
+            <w:r>
+              <w:rPr>
+                <w:sz w:val="18"/>
+                <w:szCs w:val="18"/>
+              </w:rPr>
+              <w:t>3</w:t>
+            </w:r>
+            <w:r>
+              <w:rPr>
+                <w:sz w:val="18"/>
+                <w:szCs w:val="18"/>
+              </w:rPr>
+              <w:t>章</w:t>
+            </w:r>
+            <w:r>
+              <w:rPr>
+                <w:rFonts w:hint="eastAsia"/>
+                <w:sz w:val="18"/>
+                <w:szCs w:val="18"/>
+              </w:rPr>
+              <w:t xml:space="preserve"> </w:t>
+            </w:r>
+            <w:r>
+              <w:rPr>
+                <w:sz w:val="18"/>
+                <w:szCs w:val="18"/>
+              </w:rPr>
+              <w:t>文档智能编辑排版</w:t>
+            </w:r>
+          </w:p>
+          <w:p>
+            <w:pPr>
+              <w:rPr>
+                <w:sz w:val="18"/>
+                <w:szCs w:val="18"/>
+              </w:rPr>
+            </w:pPr>
+            <w:r>
+              <w:rPr>
+                <w:sz w:val="18"/>
+                <w:szCs w:val="18"/>
+              </w:rPr>
+              <w:t>3.4</w:t>
+            </w:r>
+            <w:r>
+              <w:rPr>
+                <w:sz w:val="18"/>
+                <w:szCs w:val="18"/>
+              </w:rPr>
+              <w:t>文稿排版</w:t>
+            </w:r>
+          </w:p>
+          <w:p>
+            <w:pPr>
+              <w:rPr>
+                <w:sz w:val="18"/>
+                <w:szCs w:val="18"/>
+              </w:rPr>
+            </w:pPr>
+            <w:r>
+              <w:rPr>
+                <w:rFonts w:hint="eastAsia"/>
+                <w:sz w:val="18"/>
+                <w:szCs w:val="18"/>
+              </w:rPr>
+              <w:t>3.5</w:t>
+            </w:r>
+            <w:r>
+              <w:rPr>
+                <w:rFonts w:hint="eastAsia"/>
+                <w:sz w:val="18"/>
+                <w:szCs w:val="18"/>
+              </w:rPr>
+              <w:t>长文档编排</w:t>
             </w:r>
           </w:p>
         </w:tc>
@@ -3243,7 +3068,6 @@
                 <w:sz w:val="18"/>
                 <w:szCs w:val="18"/>
               </w:rPr>
-              <w:lastRenderedPageBreak/>
               <w:t>2</w:t>
             </w:r>
           </w:p>
@@ -3320,7 +3144,7 @@
         </w:tc>
         <w:tc>
           <w:tcPr>
-            <w:tcW w:w="359" w:type="pct"/>
+            <w:tcW w:w="364" w:type="pct"/>
             <w:vAlign w:val="center"/>
           </w:tcPr>
           <w:p>
@@ -3340,7 +3164,7 @@
         </w:trPr>
         <w:tc>
           <w:tcPr>
-            <w:tcW w:w="354" w:type="pct"/>
+            <w:tcW w:w="350" w:type="pct"/>
             <w:vAlign w:val="center"/>
           </w:tcPr>
           <w:p>
@@ -3381,7 +3205,7 @@
                 <w:sz w:val="18"/>
                 <w:szCs w:val="18"/>
               </w:rPr>
-              <w:t>五</w:t>
+              <w:t>四</w:t>
             </w:r>
           </w:p>
         </w:tc>
@@ -3412,30 +3236,71 @@
           <w:tcPr>
             <w:tcW w:w="1710" w:type="pct"/>
             <w:gridSpan w:val="2"/>
-            <w:vAlign w:val="center"/>
-          </w:tcPr>
-          <w:p>
-            <w:pPr>
-              <w:rPr>
-                <w:sz w:val="18"/>
-                <w:szCs w:val="18"/>
-              </w:rPr>
-            </w:pPr>
-            <w:r>
-              <w:rPr>
-                <w:rFonts w:hint="eastAsia"/>
-                <w:sz w:val="18"/>
-                <w:szCs w:val="18"/>
-              </w:rPr>
-              <w:t>Word</w:t>
-            </w:r>
-            <w:r>
-              <w:rPr>
-                <w:rFonts w:hint="eastAsia"/>
-                <w:sz w:val="18"/>
-                <w:szCs w:val="18"/>
-              </w:rPr>
-              <w:t>综合练习</w:t>
+          </w:tcPr>
+          <w:p>
+            <w:pPr>
+              <w:rPr>
+                <w:sz w:val="18"/>
+                <w:szCs w:val="18"/>
+              </w:rPr>
+            </w:pPr>
+            <w:r>
+              <w:rPr>
+                <w:sz w:val="18"/>
+                <w:szCs w:val="18"/>
+              </w:rPr>
+              <w:t>第</w:t>
+            </w:r>
+            <w:r>
+              <w:rPr>
+                <w:sz w:val="18"/>
+                <w:szCs w:val="18"/>
+              </w:rPr>
+              <w:t>4</w:t>
+            </w:r>
+            <w:r>
+              <w:rPr>
+                <w:sz w:val="18"/>
+                <w:szCs w:val="18"/>
+              </w:rPr>
+              <w:t>章</w:t>
+            </w:r>
+            <w:r>
+              <w:rPr>
+                <w:rFonts w:hint="eastAsia"/>
+                <w:sz w:val="18"/>
+                <w:szCs w:val="18"/>
+              </w:rPr>
+              <w:t xml:space="preserve"> </w:t>
+            </w:r>
+            <w:r>
+              <w:rPr>
+                <w:sz w:val="18"/>
+                <w:szCs w:val="18"/>
+              </w:rPr>
+              <w:t>表格数据统计与智能分析</w:t>
+            </w:r>
+          </w:p>
+          <w:p>
+            <w:pPr>
+              <w:rPr>
+                <w:sz w:val="18"/>
+                <w:szCs w:val="18"/>
+              </w:rPr>
+            </w:pPr>
+            <w:r>
+              <w:rPr>
+                <w:sz w:val="18"/>
+                <w:szCs w:val="18"/>
+              </w:rPr>
+              <w:t>4.1</w:t>
+            </w:r>
+            <w:r>
+              <w:rPr>
+                <w:sz w:val="18"/>
+                <w:szCs w:val="18"/>
+              </w:rPr>
+              <w:t>电子表格的操作</w:t>
             </w:r>
           </w:p>
         </w:tc>
@@ -3499,22 +3364,6 @@
                 <w:szCs w:val="18"/>
               </w:rPr>
             </w:pPr>
-            <w:r>
-              <w:rPr>
-                <w:rFonts w:hint="eastAsia"/>
-                <w:sz w:val="18"/>
-                <w:szCs w:val="18"/>
-              </w:rPr>
-              <w:t>Word</w:t>
-            </w:r>
-            <w:r>
-              <w:rPr>
-                <w:rFonts w:hint="eastAsia"/>
-                <w:sz w:val="18"/>
-                <w:szCs w:val="18"/>
-              </w:rPr>
-              <w:t>综合练习</w:t>
-            </w:r>
           </w:p>
         </w:tc>
         <w:tc>
@@ -3543,7 +3392,7 @@
         </w:tc>
         <w:tc>
           <w:tcPr>
-            <w:tcW w:w="359" w:type="pct"/>
+            <w:tcW w:w="364" w:type="pct"/>
             <w:vAlign w:val="center"/>
           </w:tcPr>
           <w:p>
@@ -3563,7 +3412,7 @@
         </w:trPr>
         <w:tc>
           <w:tcPr>
-            <w:tcW w:w="354" w:type="pct"/>
+            <w:tcW w:w="350" w:type="pct"/>
             <w:vAlign w:val="center"/>
           </w:tcPr>
           <w:p>
@@ -3604,7 +3453,7 @@
                 <w:sz w:val="18"/>
                 <w:szCs w:val="18"/>
               </w:rPr>
-              <w:t>五</w:t>
+              <w:t>四</w:t>
             </w:r>
           </w:p>
         </w:tc>
@@ -3645,107 +3494,61 @@
             </w:pPr>
             <w:r>
               <w:rPr>
-                <w:rFonts w:hint="eastAsia"/>
-                <w:sz w:val="18"/>
-                <w:szCs w:val="18"/>
-              </w:rPr>
-              <w:t>项目七：班级通讯录制作</w:t>
-            </w:r>
-          </w:p>
-          <w:p>
-            <w:pPr>
-              <w:rPr>
-                <w:sz w:val="18"/>
-                <w:szCs w:val="18"/>
-              </w:rPr>
-            </w:pPr>
-            <w:r>
-              <w:rPr>
-                <w:rFonts w:hint="eastAsia"/>
-                <w:sz w:val="18"/>
-                <w:szCs w:val="18"/>
-              </w:rPr>
-              <w:t>7.1 Excel</w:t>
-            </w:r>
-            <w:r>
-              <w:rPr>
-                <w:rFonts w:hint="eastAsia"/>
-                <w:sz w:val="18"/>
-                <w:szCs w:val="18"/>
-              </w:rPr>
-              <w:t>概述</w:t>
-            </w:r>
-          </w:p>
-          <w:p>
-            <w:pPr>
-              <w:rPr>
-                <w:sz w:val="18"/>
-                <w:szCs w:val="18"/>
-              </w:rPr>
-            </w:pPr>
-            <w:r>
-              <w:rPr>
-                <w:rFonts w:hint="eastAsia"/>
-                <w:sz w:val="18"/>
-                <w:szCs w:val="18"/>
-              </w:rPr>
-              <w:t>7.2 Excel</w:t>
-            </w:r>
-            <w:r>
-              <w:rPr>
-                <w:rFonts w:hint="eastAsia"/>
-                <w:sz w:val="18"/>
-                <w:szCs w:val="18"/>
-              </w:rPr>
-              <w:t>工作簿的操作</w:t>
-            </w:r>
-          </w:p>
-          <w:p>
-            <w:pPr>
-              <w:rPr>
-                <w:sz w:val="18"/>
-                <w:szCs w:val="18"/>
-              </w:rPr>
-            </w:pPr>
-            <w:r>
-              <w:rPr>
-                <w:rFonts w:hint="eastAsia"/>
-                <w:sz w:val="18"/>
-                <w:szCs w:val="18"/>
-              </w:rPr>
-              <w:t xml:space="preserve">7.3 </w:t>
-            </w:r>
-            <w:r>
-              <w:rPr>
-                <w:rFonts w:hint="eastAsia"/>
-                <w:sz w:val="18"/>
-                <w:szCs w:val="18"/>
-              </w:rPr>
-              <w:t>工作表的操作</w:t>
-            </w:r>
-          </w:p>
-          <w:p>
-            <w:pPr>
-              <w:rPr>
-                <w:sz w:val="18"/>
-                <w:szCs w:val="18"/>
-              </w:rPr>
-            </w:pPr>
-            <w:r>
-              <w:rPr>
-                <w:rFonts w:hint="eastAsia"/>
-                <w:sz w:val="18"/>
-                <w:szCs w:val="18"/>
-              </w:rPr>
-              <w:t xml:space="preserve">7.4 </w:t>
-            </w:r>
-            <w:r>
-              <w:rPr>
-                <w:rFonts w:hint="eastAsia"/>
-                <w:sz w:val="18"/>
-                <w:szCs w:val="18"/>
-              </w:rPr>
-              <w:t>格式化工作表</w:t>
+                <w:sz w:val="18"/>
+                <w:szCs w:val="18"/>
+              </w:rPr>
+              <w:t>第</w:t>
+            </w:r>
+            <w:r>
+              <w:rPr>
+                <w:sz w:val="18"/>
+                <w:szCs w:val="18"/>
+              </w:rPr>
+              <w:t>4</w:t>
+            </w:r>
+            <w:r>
+              <w:rPr>
+                <w:sz w:val="18"/>
+                <w:szCs w:val="18"/>
+              </w:rPr>
+              <w:t>章</w:t>
+            </w:r>
+            <w:r>
+              <w:rPr>
+                <w:rFonts w:hint="eastAsia"/>
+                <w:sz w:val="18"/>
+                <w:szCs w:val="18"/>
+              </w:rPr>
+              <w:t xml:space="preserve"> </w:t>
+            </w:r>
+            <w:r>
+              <w:rPr>
+                <w:sz w:val="18"/>
+                <w:szCs w:val="18"/>
+              </w:rPr>
+              <w:t>表格数据统计与智能分析</w:t>
+            </w:r>
+          </w:p>
+          <w:p>
+            <w:pPr>
+              <w:rPr>
+                <w:sz w:val="18"/>
+                <w:szCs w:val="18"/>
+              </w:rPr>
+            </w:pPr>
+            <w:r>
+              <w:rPr>
+                <w:sz w:val="18"/>
+                <w:szCs w:val="18"/>
+              </w:rPr>
+              <w:t>4.2</w:t>
+            </w:r>
+            <w:r>
+              <w:rPr>
+                <w:sz w:val="18"/>
+                <w:szCs w:val="18"/>
+              </w:rPr>
+              <w:t>条件与公式的编辑</w:t>
             </w:r>
           </w:p>
         </w:tc>
@@ -3845,7 +3648,7 @@
         </w:tc>
         <w:tc>
           <w:tcPr>
-            <w:tcW w:w="359" w:type="pct"/>
+            <w:tcW w:w="364" w:type="pct"/>
             <w:vAlign w:val="center"/>
           </w:tcPr>
           <w:p>
@@ -3865,7 +3668,7 @@
         </w:trPr>
         <w:tc>
           <w:tcPr>
-            <w:tcW w:w="354" w:type="pct"/>
+            <w:tcW w:w="350" w:type="pct"/>
             <w:vAlign w:val="center"/>
           </w:tcPr>
           <w:p>
@@ -3905,7 +3708,7 @@
                 <w:sz w:val="18"/>
                 <w:szCs w:val="18"/>
               </w:rPr>
-              <w:t>五</w:t>
+              <w:t>四</w:t>
             </w:r>
           </w:p>
         </w:tc>
@@ -3946,51 +3749,61 @@
             </w:pPr>
             <w:r>
               <w:rPr>
-                <w:rFonts w:hint="eastAsia"/>
-                <w:sz w:val="18"/>
-                <w:szCs w:val="18"/>
-              </w:rPr>
-              <w:t>项目八：学生成绩统计与分析</w:t>
-            </w:r>
-          </w:p>
-          <w:p>
-            <w:pPr>
-              <w:rPr>
-                <w:sz w:val="18"/>
-                <w:szCs w:val="18"/>
-              </w:rPr>
-            </w:pPr>
-            <w:r>
-              <w:rPr>
-                <w:rFonts w:hint="eastAsia"/>
-                <w:sz w:val="18"/>
-                <w:szCs w:val="18"/>
-              </w:rPr>
-              <w:t>7.5 Excel</w:t>
-            </w:r>
-            <w:r>
-              <w:rPr>
-                <w:rFonts w:hint="eastAsia"/>
-                <w:sz w:val="18"/>
-                <w:szCs w:val="18"/>
-              </w:rPr>
-              <w:t>公式和函数（</w:t>
-            </w:r>
-            <w:r>
-              <w:rPr>
-                <w:rFonts w:hint="eastAsia"/>
-                <w:sz w:val="18"/>
-                <w:szCs w:val="18"/>
-              </w:rPr>
-              <w:t>1</w:t>
-            </w:r>
-            <w:r>
-              <w:rPr>
-                <w:rFonts w:hint="eastAsia"/>
-                <w:sz w:val="18"/>
-                <w:szCs w:val="18"/>
-              </w:rPr>
-              <w:t>）</w:t>
+                <w:sz w:val="18"/>
+                <w:szCs w:val="18"/>
+              </w:rPr>
+              <w:t>第</w:t>
+            </w:r>
+            <w:r>
+              <w:rPr>
+                <w:sz w:val="18"/>
+                <w:szCs w:val="18"/>
+              </w:rPr>
+              <w:t>4</w:t>
+            </w:r>
+            <w:r>
+              <w:rPr>
+                <w:sz w:val="18"/>
+                <w:szCs w:val="18"/>
+              </w:rPr>
+              <w:t>章</w:t>
+            </w:r>
+            <w:r>
+              <w:rPr>
+                <w:rFonts w:hint="eastAsia"/>
+                <w:sz w:val="18"/>
+                <w:szCs w:val="18"/>
+              </w:rPr>
+              <w:t xml:space="preserve"> </w:t>
+            </w:r>
+            <w:r>
+              <w:rPr>
+                <w:sz w:val="18"/>
+                <w:szCs w:val="18"/>
+              </w:rPr>
+              <w:t>表格数据统计与智能分析</w:t>
+            </w:r>
+          </w:p>
+          <w:p>
+            <w:pPr>
+              <w:rPr>
+                <w:sz w:val="18"/>
+                <w:szCs w:val="18"/>
+              </w:rPr>
+            </w:pPr>
+            <w:r>
+              <w:rPr>
+                <w:sz w:val="18"/>
+                <w:szCs w:val="18"/>
+              </w:rPr>
+              <w:t>4.3</w:t>
+            </w:r>
+            <w:r>
+              <w:rPr>
+                <w:sz w:val="18"/>
+                <w:szCs w:val="18"/>
+              </w:rPr>
+              <w:t>函数的应用</w:t>
             </w:r>
           </w:p>
         </w:tc>
@@ -4090,7 +3903,7 @@
         </w:tc>
         <w:tc>
           <w:tcPr>
-            <w:tcW w:w="359" w:type="pct"/>
+            <w:tcW w:w="364" w:type="pct"/>
             <w:vAlign w:val="center"/>
           </w:tcPr>
           <w:p>
@@ -4110,7 +3923,7 @@
         </w:trPr>
         <w:tc>
           <w:tcPr>
-            <w:tcW w:w="354" w:type="pct"/>
+            <w:tcW w:w="350" w:type="pct"/>
             <w:vAlign w:val="center"/>
           </w:tcPr>
           <w:p>
@@ -4150,7 +3963,7 @@
                 <w:sz w:val="18"/>
                 <w:szCs w:val="18"/>
               </w:rPr>
-              <w:t>五</w:t>
+              <w:t>四</w:t>
             </w:r>
           </w:p>
         </w:tc>
@@ -4191,81 +4004,93 @@
             </w:pPr>
             <w:r>
               <w:rPr>
-                <w:rFonts w:hint="eastAsia"/>
-                <w:sz w:val="18"/>
-                <w:szCs w:val="18"/>
-              </w:rPr>
-              <w:t>项目九：员工信息表与工资表的制作</w:t>
-            </w:r>
-          </w:p>
-          <w:p>
-            <w:pPr>
-              <w:rPr>
-                <w:sz w:val="18"/>
-                <w:szCs w:val="18"/>
-              </w:rPr>
-            </w:pPr>
-            <w:r>
-              <w:rPr>
-                <w:rFonts w:hint="eastAsia"/>
-                <w:sz w:val="18"/>
-                <w:szCs w:val="18"/>
-              </w:rPr>
-              <w:t>7.5  Excel</w:t>
-            </w:r>
-            <w:r>
-              <w:rPr>
-                <w:rFonts w:hint="eastAsia"/>
-                <w:sz w:val="18"/>
-                <w:szCs w:val="18"/>
-              </w:rPr>
-              <w:t>公式和函数（</w:t>
-            </w:r>
-            <w:r>
-              <w:rPr>
-                <w:rFonts w:hint="eastAsia"/>
-                <w:sz w:val="18"/>
-                <w:szCs w:val="18"/>
-              </w:rPr>
+                <w:sz w:val="18"/>
+                <w:szCs w:val="18"/>
+              </w:rPr>
+              <w:t>第</w:t>
+            </w:r>
+            <w:r>
+              <w:rPr>
+                <w:sz w:val="18"/>
+                <w:szCs w:val="18"/>
+              </w:rPr>
+              <w:t>4</w:t>
+            </w:r>
+            <w:r>
+              <w:rPr>
+                <w:sz w:val="18"/>
+                <w:szCs w:val="18"/>
+              </w:rPr>
+              <w:t>章</w:t>
+            </w:r>
+            <w:r>
+              <w:rPr>
+                <w:rFonts w:hint="eastAsia"/>
+                <w:sz w:val="18"/>
+                <w:szCs w:val="18"/>
+              </w:rPr>
+              <w:t xml:space="preserve"> </w:t>
+            </w:r>
+            <w:r>
+              <w:rPr>
+                <w:sz w:val="18"/>
+                <w:szCs w:val="18"/>
+              </w:rPr>
+              <w:t>表格数据统计与智能分析</w:t>
+            </w:r>
+          </w:p>
+          <w:p>
+            <w:pPr>
+              <w:rPr>
+                <w:sz w:val="18"/>
+                <w:szCs w:val="18"/>
+              </w:rPr>
+            </w:pPr>
+            <w:r>
+              <w:rPr>
+                <w:sz w:val="18"/>
+                <w:szCs w:val="18"/>
+              </w:rPr>
+              <w:lastRenderedPageBreak/>
+              <w:t>4.4</w:t>
+            </w:r>
+            <w:r>
+              <w:rPr>
+                <w:sz w:val="18"/>
+                <w:szCs w:val="18"/>
+              </w:rPr>
+              <w:t>智能数据分析</w:t>
+            </w:r>
+          </w:p>
+        </w:tc>
+        <w:tc>
+          <w:tcPr>
+            <w:tcW w:w="358" w:type="pct"/>
+            <w:gridSpan w:val="2"/>
+            <w:vAlign w:val="center"/>
+          </w:tcPr>
+          <w:p>
+            <w:pPr>
+              <w:jc w:val="center"/>
+              <w:rPr>
+                <w:sz w:val="18"/>
+                <w:szCs w:val="18"/>
+              </w:rPr>
+            </w:pPr>
+            <w:r>
+              <w:rPr>
+                <w:rFonts w:hint="eastAsia"/>
+                <w:sz w:val="18"/>
+                <w:szCs w:val="18"/>
+              </w:rPr>
+              <w:lastRenderedPageBreak/>
               <w:t>2</w:t>
             </w:r>
-            <w:r>
-              <w:rPr>
-                <w:rFonts w:hint="eastAsia"/>
-                <w:sz w:val="18"/>
-                <w:szCs w:val="18"/>
-              </w:rPr>
-              <w:t>）</w:t>
-            </w:r>
           </w:p>
         </w:tc>
         <w:tc>
           <w:tcPr>
             <w:tcW w:w="358" w:type="pct"/>
-            <w:gridSpan w:val="2"/>
-            <w:vAlign w:val="center"/>
-          </w:tcPr>
-          <w:p>
-            <w:pPr>
-              <w:jc w:val="center"/>
-              <w:rPr>
-                <w:sz w:val="18"/>
-                <w:szCs w:val="18"/>
-              </w:rPr>
-            </w:pPr>
-            <w:r>
-              <w:rPr>
-                <w:rFonts w:hint="eastAsia"/>
-                <w:sz w:val="18"/>
-                <w:szCs w:val="18"/>
-              </w:rPr>
-              <w:t>2</w:t>
-            </w:r>
-          </w:p>
-        </w:tc>
-        <w:tc>
-          <w:tcPr>
-            <w:tcW w:w="358" w:type="pct"/>
             <w:vAlign w:val="center"/>
           </w:tcPr>
           <w:p>
@@ -4305,7 +4130,16 @@
                 <w:sz w:val="18"/>
                 <w:szCs w:val="18"/>
               </w:rPr>
-              <w:t>员工信息表制作</w:t>
+              <w:t>员工信息表</w:t>
+            </w:r>
+            <w:r>
+              <w:rPr>
+                <w:rFonts w:hint="eastAsia"/>
+                <w:sz w:val="18"/>
+                <w:szCs w:val="18"/>
+              </w:rPr>
+              <w:lastRenderedPageBreak/>
+              <w:t>制作</w:t>
             </w:r>
           </w:p>
         </w:tc>
@@ -4329,13 +4163,14 @@
                 <w:sz w:val="18"/>
                 <w:szCs w:val="18"/>
               </w:rPr>
+              <w:lastRenderedPageBreak/>
               <w:t>张树彬</w:t>
             </w:r>
           </w:p>
         </w:tc>
         <w:tc>
           <w:tcPr>
-            <w:tcW w:w="359" w:type="pct"/>
+            <w:tcW w:w="364" w:type="pct"/>
             <w:vAlign w:val="center"/>
           </w:tcPr>
           <w:p>
@@ -4355,7 +4190,7 @@
         </w:trPr>
         <w:tc>
           <w:tcPr>
-            <w:tcW w:w="354" w:type="pct"/>
+            <w:tcW w:w="350" w:type="pct"/>
             <w:vAlign w:val="center"/>
           </w:tcPr>
           <w:p>
@@ -4396,7 +4231,7 @@
                 <w:sz w:val="18"/>
                 <w:szCs w:val="18"/>
               </w:rPr>
-              <w:t>五</w:t>
+              <w:t>四</w:t>
             </w:r>
           </w:p>
         </w:tc>
@@ -4427,85 +4262,72 @@
           <w:tcPr>
             <w:tcW w:w="1710" w:type="pct"/>
             <w:gridSpan w:val="2"/>
-          </w:tcPr>
-          <w:p>
-            <w:pPr>
-              <w:rPr>
-                <w:sz w:val="18"/>
-                <w:szCs w:val="18"/>
-              </w:rPr>
-            </w:pPr>
-            <w:r>
-              <w:rPr>
-                <w:rFonts w:hint="eastAsia"/>
-                <w:sz w:val="18"/>
-                <w:szCs w:val="18"/>
-              </w:rPr>
-              <w:t>项目十：利用</w:t>
-            </w:r>
-            <w:r>
-              <w:rPr>
-                <w:rFonts w:hint="eastAsia"/>
-                <w:sz w:val="18"/>
-                <w:szCs w:val="18"/>
-              </w:rPr>
-              <w:t>Excel</w:t>
-            </w:r>
-            <w:r>
-              <w:rPr>
-                <w:rFonts w:hint="eastAsia"/>
-                <w:sz w:val="18"/>
-                <w:szCs w:val="18"/>
-              </w:rPr>
-              <w:t>工具进行数据分析</w:t>
-            </w:r>
-          </w:p>
-          <w:p>
-            <w:pPr>
-              <w:rPr>
-                <w:sz w:val="18"/>
-                <w:szCs w:val="18"/>
-              </w:rPr>
-            </w:pPr>
-            <w:r>
-              <w:rPr>
-                <w:rFonts w:hint="eastAsia"/>
-                <w:sz w:val="18"/>
-                <w:szCs w:val="18"/>
-              </w:rPr>
-              <w:t xml:space="preserve">7.6 </w:t>
-            </w:r>
-            <w:r>
-              <w:rPr>
-                <w:rFonts w:hint="eastAsia"/>
-                <w:sz w:val="18"/>
-                <w:szCs w:val="18"/>
-              </w:rPr>
-              <w:t>创建图表</w:t>
-            </w:r>
-          </w:p>
-          <w:p>
-            <w:pPr>
-              <w:rPr>
-                <w:sz w:val="18"/>
-                <w:szCs w:val="18"/>
-              </w:rPr>
-            </w:pPr>
-            <w:r>
-              <w:rPr>
-                <w:rFonts w:hint="eastAsia"/>
-                <w:sz w:val="18"/>
-                <w:szCs w:val="18"/>
-              </w:rPr>
-              <w:t xml:space="preserve">7.7 </w:t>
-            </w:r>
-            <w:r>
-              <w:rPr>
-                <w:rFonts w:hint="eastAsia"/>
-                <w:sz w:val="18"/>
-                <w:szCs w:val="18"/>
-              </w:rPr>
-              <w:t>数据分析与处理</w:t>
+            <w:vAlign w:val="center"/>
+          </w:tcPr>
+          <w:p>
+            <w:pPr>
+              <w:rPr>
+                <w:sz w:val="18"/>
+                <w:szCs w:val="18"/>
+              </w:rPr>
+            </w:pPr>
+            <w:r>
+              <w:rPr>
+                <w:sz w:val="18"/>
+                <w:szCs w:val="18"/>
+              </w:rPr>
+              <w:t>第</w:t>
+            </w:r>
+            <w:r>
+              <w:rPr>
+                <w:sz w:val="18"/>
+                <w:szCs w:val="18"/>
+              </w:rPr>
+              <w:t>5</w:t>
+            </w:r>
+            <w:r>
+              <w:rPr>
+                <w:sz w:val="18"/>
+                <w:szCs w:val="18"/>
+              </w:rPr>
+              <w:t>章</w:t>
+            </w:r>
+            <w:r>
+              <w:rPr>
+                <w:rFonts w:hint="eastAsia"/>
+                <w:sz w:val="18"/>
+                <w:szCs w:val="18"/>
+              </w:rPr>
+              <w:t xml:space="preserve"> </w:t>
+            </w:r>
+            <w:r>
+              <w:rPr>
+                <w:sz w:val="18"/>
+                <w:szCs w:val="18"/>
+              </w:rPr>
+              <w:t>演示文稿智能制作</w:t>
+            </w:r>
+          </w:p>
+          <w:p>
+            <w:pPr>
+              <w:rPr>
+                <w:sz w:val="18"/>
+                <w:szCs w:val="18"/>
+              </w:rPr>
+            </w:pPr>
+            <w:r>
+              <w:rPr>
+                <w:sz w:val="18"/>
+                <w:szCs w:val="18"/>
+              </w:rPr>
+              <w:t>5.1</w:t>
+            </w:r>
+            <w:r>
+              <w:rPr>
+                <w:sz w:val="18"/>
+                <w:szCs w:val="18"/>
+              </w:rPr>
+              <w:t>演示文稿制作</w:t>
             </w:r>
           </w:p>
         </w:tc>
@@ -4605,7 +4427,7 @@
         </w:tc>
         <w:tc>
           <w:tcPr>
-            <w:tcW w:w="359" w:type="pct"/>
+            <w:tcW w:w="364" w:type="pct"/>
             <w:vAlign w:val="center"/>
           </w:tcPr>
           <w:p>
@@ -4625,7 +4447,7 @@
         </w:trPr>
         <w:tc>
           <w:tcPr>
-            <w:tcW w:w="354" w:type="pct"/>
+            <w:tcW w:w="350" w:type="pct"/>
             <w:vAlign w:val="center"/>
           </w:tcPr>
           <w:p>
@@ -4666,7 +4488,7 @@
                 <w:sz w:val="18"/>
                 <w:szCs w:val="18"/>
               </w:rPr>
-              <w:t>五</w:t>
+              <w:t>四</w:t>
             </w:r>
           </w:p>
         </w:tc>
@@ -4697,6 +4519,157 @@
           <w:tcPr>
             <w:tcW w:w="1710" w:type="pct"/>
             <w:gridSpan w:val="2"/>
+          </w:tcPr>
+          <w:p>
+            <w:pPr>
+              <w:rPr>
+                <w:sz w:val="18"/>
+                <w:szCs w:val="18"/>
+              </w:rPr>
+            </w:pPr>
+            <w:r>
+              <w:rPr>
+                <w:sz w:val="18"/>
+                <w:szCs w:val="18"/>
+              </w:rPr>
+              <w:t>第</w:t>
+            </w:r>
+            <w:r>
+              <w:rPr>
+                <w:sz w:val="18"/>
+                <w:szCs w:val="18"/>
+              </w:rPr>
+              <w:t>5</w:t>
+            </w:r>
+            <w:r>
+              <w:rPr>
+                <w:sz w:val="18"/>
+                <w:szCs w:val="18"/>
+              </w:rPr>
+              <w:t>章</w:t>
+            </w:r>
+            <w:r>
+              <w:rPr>
+                <w:rFonts w:hint="eastAsia"/>
+                <w:sz w:val="18"/>
+                <w:szCs w:val="18"/>
+              </w:rPr>
+              <w:t xml:space="preserve"> </w:t>
+            </w:r>
+            <w:r>
+              <w:rPr>
+                <w:sz w:val="18"/>
+                <w:szCs w:val="18"/>
+              </w:rPr>
+              <w:t>演示文稿智能制作</w:t>
+            </w:r>
+          </w:p>
+          <w:p>
+            <w:pPr>
+              <w:rPr>
+                <w:sz w:val="18"/>
+                <w:szCs w:val="18"/>
+              </w:rPr>
+            </w:pPr>
+            <w:r>
+              <w:rPr>
+                <w:sz w:val="18"/>
+                <w:szCs w:val="18"/>
+              </w:rPr>
+              <w:t>5.2</w:t>
+            </w:r>
+            <w:r>
+              <w:rPr>
+                <w:sz w:val="18"/>
+                <w:szCs w:val="18"/>
+              </w:rPr>
+              <w:t>演示文稿动画设计</w:t>
+            </w:r>
+          </w:p>
+          <w:p>
+            <w:pPr>
+              <w:rPr>
+                <w:sz w:val="18"/>
+                <w:szCs w:val="18"/>
+              </w:rPr>
+            </w:pPr>
+            <w:r>
+              <w:rPr>
+                <w:rFonts w:hint="eastAsia"/>
+                <w:sz w:val="18"/>
+                <w:szCs w:val="18"/>
+              </w:rPr>
+              <w:t>5.3AI</w:t>
+            </w:r>
+            <w:r>
+              <w:rPr>
+                <w:rFonts w:hint="eastAsia"/>
+                <w:sz w:val="18"/>
+                <w:szCs w:val="18"/>
+              </w:rPr>
+              <w:t>生成</w:t>
+            </w:r>
+            <w:r>
+              <w:rPr>
+                <w:rFonts w:hint="eastAsia"/>
+                <w:sz w:val="18"/>
+                <w:szCs w:val="18"/>
+              </w:rPr>
+              <w:t>PPT</w:t>
+            </w:r>
+          </w:p>
+        </w:tc>
+        <w:tc>
+          <w:tcPr>
+            <w:tcW w:w="358" w:type="pct"/>
+            <w:gridSpan w:val="2"/>
+            <w:vAlign w:val="center"/>
+          </w:tcPr>
+          <w:p>
+            <w:pPr>
+              <w:jc w:val="center"/>
+              <w:rPr>
+                <w:sz w:val="18"/>
+                <w:szCs w:val="18"/>
+              </w:rPr>
+            </w:pPr>
+            <w:r>
+              <w:rPr>
+                <w:rFonts w:hint="eastAsia"/>
+                <w:sz w:val="18"/>
+                <w:szCs w:val="18"/>
+              </w:rPr>
+              <w:t>2</w:t>
+            </w:r>
+          </w:p>
+        </w:tc>
+        <w:tc>
+          <w:tcPr>
+            <w:tcW w:w="358" w:type="pct"/>
+            <w:vAlign w:val="center"/>
+          </w:tcPr>
+          <w:p>
+            <w:pPr>
+              <w:jc w:val="center"/>
+              <w:rPr>
+                <w:sz w:val="18"/>
+                <w:szCs w:val="18"/>
+              </w:rPr>
+            </w:pPr>
+            <w:r>
+              <w:rPr>
+                <w:rFonts w:hint="eastAsia"/>
+                <w:sz w:val="18"/>
+                <w:szCs w:val="18"/>
+              </w:rPr>
+              <w:t>0</w:t>
+            </w:r>
+          </w:p>
+        </w:tc>
+        <w:tc>
+          <w:tcPr>
+            <w:tcW w:w="596" w:type="pct"/>
+            <w:gridSpan w:val="2"/>
             <w:vAlign w:val="center"/>
           </w:tcPr>
           <w:p>
@@ -4726,84 +4699,6 @@
         </w:tc>
         <w:tc>
           <w:tcPr>
-            <w:tcW w:w="358" w:type="pct"/>
-            <w:gridSpan w:val="2"/>
-            <w:vAlign w:val="center"/>
-          </w:tcPr>
-          <w:p>
-            <w:pPr>
-              <w:jc w:val="center"/>
-              <w:rPr>
-                <w:sz w:val="18"/>
-                <w:szCs w:val="18"/>
-              </w:rPr>
-            </w:pPr>
-            <w:r>
-              <w:rPr>
-                <w:rFonts w:hint="eastAsia"/>
-                <w:sz w:val="18"/>
-                <w:szCs w:val="18"/>
-              </w:rPr>
-              <w:t>2</w:t>
-            </w:r>
-          </w:p>
-        </w:tc>
-        <w:tc>
-          <w:tcPr>
-            <w:tcW w:w="358" w:type="pct"/>
-            <w:vAlign w:val="center"/>
-          </w:tcPr>
-          <w:p>
-            <w:pPr>
-              <w:jc w:val="center"/>
-              <w:rPr>
-                <w:sz w:val="18"/>
-                <w:szCs w:val="18"/>
-              </w:rPr>
-            </w:pPr>
-            <w:r>
-              <w:rPr>
-                <w:rFonts w:hint="eastAsia"/>
-                <w:sz w:val="18"/>
-                <w:szCs w:val="18"/>
-              </w:rPr>
-              <w:t>0</w:t>
-            </w:r>
-          </w:p>
-        </w:tc>
-        <w:tc>
-          <w:tcPr>
-            <w:tcW w:w="596" w:type="pct"/>
-            <w:gridSpan w:val="2"/>
-            <w:vAlign w:val="center"/>
-          </w:tcPr>
-          <w:p>
-            <w:pPr>
-              <w:rPr>
-                <w:sz w:val="18"/>
-                <w:szCs w:val="18"/>
-              </w:rPr>
-            </w:pPr>
-            <w:r>
-              <w:rPr>
-                <w:rFonts w:hint="eastAsia"/>
-                <w:sz w:val="18"/>
-                <w:szCs w:val="18"/>
-              </w:rPr>
-              <w:t>Excel</w:t>
-            </w:r>
-            <w:r>
-              <w:rPr>
-                <w:rFonts w:hint="eastAsia"/>
-                <w:sz w:val="18"/>
-                <w:szCs w:val="18"/>
-              </w:rPr>
-              <w:t>综合练习</w:t>
-            </w:r>
-          </w:p>
-        </w:tc>
-        <w:tc>
-          <w:tcPr>
             <w:tcW w:w="537" w:type="pct"/>
             <w:gridSpan w:val="2"/>
             <w:vAlign w:val="center"/>
@@ -4828,7 +4723,7 @@
         </w:tc>
         <w:tc>
           <w:tcPr>
-            <w:tcW w:w="359" w:type="pct"/>
+            <w:tcW w:w="364" w:type="pct"/>
             <w:vAlign w:val="center"/>
           </w:tcPr>
           <w:p>
@@ -4848,7 +4743,7 @@
         </w:trPr>
         <w:tc>
           <w:tcPr>
-            <w:tcW w:w="354" w:type="pct"/>
+            <w:tcW w:w="350" w:type="pct"/>
             <w:vAlign w:val="center"/>
           </w:tcPr>
           <w:p>
@@ -4889,7 +4784,7 @@
                 <w:sz w:val="18"/>
                 <w:szCs w:val="18"/>
               </w:rPr>
-              <w:t>五</w:t>
+              <w:t>四</w:t>
             </w:r>
           </w:p>
         </w:tc>
@@ -4930,107 +4825,128 @@
             </w:pPr>
             <w:r>
               <w:rPr>
-                <w:rFonts w:hint="eastAsia"/>
-                <w:sz w:val="18"/>
-                <w:szCs w:val="18"/>
-              </w:rPr>
-              <w:t>项目十一：演示文稿设计与制作</w:t>
-            </w:r>
-          </w:p>
-          <w:p>
-            <w:pPr>
-              <w:rPr>
-                <w:sz w:val="18"/>
-                <w:szCs w:val="18"/>
-              </w:rPr>
-            </w:pPr>
-            <w:r>
-              <w:rPr>
-                <w:rFonts w:hint="eastAsia"/>
-                <w:sz w:val="18"/>
-                <w:szCs w:val="18"/>
-              </w:rPr>
-              <w:t>8.1 MicrosoftPowerPoint2016</w:t>
-            </w:r>
-            <w:r>
-              <w:rPr>
-                <w:rFonts w:hint="eastAsia"/>
-                <w:sz w:val="18"/>
-                <w:szCs w:val="18"/>
-              </w:rPr>
-              <w:t>概述</w:t>
-            </w:r>
-          </w:p>
-          <w:p>
-            <w:pPr>
-              <w:rPr>
-                <w:sz w:val="18"/>
-                <w:szCs w:val="18"/>
-              </w:rPr>
-            </w:pPr>
-            <w:r>
-              <w:rPr>
-                <w:rFonts w:hint="eastAsia"/>
-                <w:sz w:val="18"/>
-                <w:szCs w:val="18"/>
-              </w:rPr>
-              <w:t xml:space="preserve">8.2 </w:t>
-            </w:r>
-            <w:r>
-              <w:rPr>
-                <w:rFonts w:hint="eastAsia"/>
-                <w:sz w:val="18"/>
-                <w:szCs w:val="18"/>
-              </w:rPr>
-              <w:t>创建演示文稿</w:t>
-            </w:r>
-          </w:p>
-          <w:p>
-            <w:pPr>
-              <w:rPr>
-                <w:sz w:val="18"/>
-                <w:szCs w:val="18"/>
-              </w:rPr>
-            </w:pPr>
-            <w:r>
-              <w:rPr>
-                <w:rFonts w:hint="eastAsia"/>
-                <w:sz w:val="18"/>
-                <w:szCs w:val="18"/>
-              </w:rPr>
-              <w:t xml:space="preserve">8.3 </w:t>
-            </w:r>
-            <w:r>
-              <w:rPr>
-                <w:rFonts w:hint="eastAsia"/>
-                <w:sz w:val="18"/>
-                <w:szCs w:val="18"/>
-              </w:rPr>
-              <w:t>演示文稿的编辑</w:t>
-            </w:r>
-          </w:p>
-          <w:p>
-            <w:pPr>
-              <w:rPr>
-                <w:sz w:val="18"/>
-                <w:szCs w:val="18"/>
-              </w:rPr>
-            </w:pPr>
-            <w:r>
-              <w:rPr>
-                <w:rFonts w:hint="eastAsia"/>
-                <w:sz w:val="18"/>
-                <w:szCs w:val="18"/>
-              </w:rPr>
-              <w:t xml:space="preserve">8.4 </w:t>
-            </w:r>
-            <w:r>
-              <w:rPr>
-                <w:rFonts w:hint="eastAsia"/>
-                <w:sz w:val="18"/>
-                <w:szCs w:val="18"/>
-              </w:rPr>
-              <w:t>演示文稿的修饰</w:t>
+                <w:sz w:val="18"/>
+                <w:szCs w:val="18"/>
+              </w:rPr>
+              <w:t>第</w:t>
+            </w:r>
+            <w:r>
+              <w:rPr>
+                <w:sz w:val="18"/>
+                <w:szCs w:val="18"/>
+              </w:rPr>
+              <w:t>6</w:t>
+            </w:r>
+            <w:r>
+              <w:rPr>
+                <w:sz w:val="18"/>
+                <w:szCs w:val="18"/>
+              </w:rPr>
+              <w:t>章</w:t>
+            </w:r>
+            <w:r>
+              <w:rPr>
+                <w:rFonts w:hint="eastAsia"/>
+                <w:sz w:val="18"/>
+                <w:szCs w:val="18"/>
+              </w:rPr>
+              <w:t xml:space="preserve"> </w:t>
+            </w:r>
+            <w:r>
+              <w:rPr>
+                <w:sz w:val="18"/>
+                <w:szCs w:val="18"/>
+              </w:rPr>
+              <w:t>AI</w:t>
+            </w:r>
+            <w:r>
+              <w:rPr>
+                <w:sz w:val="18"/>
+                <w:szCs w:val="18"/>
+              </w:rPr>
+              <w:t>办公应用</w:t>
+            </w:r>
+          </w:p>
+          <w:p>
+            <w:pPr>
+              <w:rPr>
+                <w:sz w:val="18"/>
+                <w:szCs w:val="18"/>
+              </w:rPr>
+            </w:pPr>
+            <w:r>
+              <w:rPr>
+                <w:sz w:val="18"/>
+                <w:szCs w:val="18"/>
+              </w:rPr>
+              <w:t>6.1WPS</w:t>
+            </w:r>
+            <w:r>
+              <w:rPr>
+                <w:sz w:val="18"/>
+                <w:szCs w:val="18"/>
+              </w:rPr>
+              <w:t>灵犀</w:t>
+            </w:r>
+            <w:r>
+              <w:rPr>
+                <w:sz w:val="18"/>
+                <w:szCs w:val="18"/>
+              </w:rPr>
+              <w:t>AI</w:t>
+            </w:r>
+            <w:r>
+              <w:rPr>
+                <w:sz w:val="18"/>
+                <w:szCs w:val="18"/>
+              </w:rPr>
+              <w:t>工具应用</w:t>
+            </w:r>
+          </w:p>
+          <w:p>
+            <w:pPr>
+              <w:rPr>
+                <w:sz w:val="18"/>
+                <w:szCs w:val="18"/>
+              </w:rPr>
+            </w:pPr>
+            <w:r>
+              <w:rPr>
+                <w:sz w:val="18"/>
+                <w:szCs w:val="18"/>
+              </w:rPr>
+              <w:t>6.2AI</w:t>
+            </w:r>
+            <w:r>
+              <w:rPr>
+                <w:sz w:val="18"/>
+                <w:szCs w:val="18"/>
+              </w:rPr>
+              <w:t>写作</w:t>
+            </w:r>
+          </w:p>
+          <w:p>
+            <w:pPr>
+              <w:rPr>
+                <w:sz w:val="18"/>
+                <w:szCs w:val="18"/>
+              </w:rPr>
+            </w:pPr>
+            <w:r>
+              <w:rPr>
+                <w:rFonts w:hint="eastAsia"/>
+                <w:sz w:val="18"/>
+                <w:szCs w:val="18"/>
+              </w:rPr>
+              <w:t>6.3AI</w:t>
+            </w:r>
+            <w:r>
+              <w:rPr>
+                <w:rFonts w:hint="eastAsia"/>
+                <w:sz w:val="18"/>
+                <w:szCs w:val="18"/>
+              </w:rPr>
+              <w:t>文书</w:t>
             </w:r>
           </w:p>
         </w:tc>
@@ -5130,7 +5046,7 @@
         </w:tc>
         <w:tc>
           <w:tcPr>
-            <w:tcW w:w="359" w:type="pct"/>
+            <w:tcW w:w="364" w:type="pct"/>
             <w:vAlign w:val="center"/>
           </w:tcPr>
           <w:p>
@@ -5150,7 +5066,7 @@
         </w:trPr>
         <w:tc>
           <w:tcPr>
-            <w:tcW w:w="354" w:type="pct"/>
+            <w:tcW w:w="350" w:type="pct"/>
             <w:vAlign w:val="center"/>
           </w:tcPr>
           <w:p>
@@ -5191,7 +5107,7 @@
                 <w:sz w:val="18"/>
                 <w:szCs w:val="18"/>
               </w:rPr>
-              <w:t>五</w:t>
+              <w:t>四</w:t>
             </w:r>
           </w:p>
         </w:tc>
@@ -5222,93 +5138,125 @@
           <w:tcPr>
             <w:tcW w:w="1710" w:type="pct"/>
             <w:gridSpan w:val="2"/>
-          </w:tcPr>
-          <w:p>
-            <w:pPr>
-              <w:rPr>
-                <w:sz w:val="18"/>
-                <w:szCs w:val="18"/>
-              </w:rPr>
-            </w:pPr>
-            <w:r>
-              <w:rPr>
-                <w:rFonts w:hint="eastAsia"/>
-                <w:sz w:val="18"/>
-                <w:szCs w:val="18"/>
-              </w:rPr>
-              <w:t>项目十二：动画和过渡效果应用</w:t>
-            </w:r>
-          </w:p>
-          <w:p>
-            <w:pPr>
-              <w:rPr>
-                <w:sz w:val="18"/>
-                <w:szCs w:val="18"/>
-              </w:rPr>
-            </w:pPr>
-            <w:r>
-              <w:rPr>
-                <w:rFonts w:hint="eastAsia"/>
-                <w:sz w:val="18"/>
-                <w:szCs w:val="18"/>
-              </w:rPr>
-              <w:t xml:space="preserve">8.5 </w:t>
-            </w:r>
-            <w:r>
-              <w:rPr>
-                <w:rFonts w:hint="eastAsia"/>
-                <w:sz w:val="18"/>
-                <w:szCs w:val="18"/>
-              </w:rPr>
-              <w:t>演示文稿的外观设计</w:t>
-            </w:r>
-          </w:p>
-          <w:p>
-            <w:pPr>
-              <w:rPr>
-                <w:sz w:val="18"/>
-                <w:szCs w:val="18"/>
-              </w:rPr>
-            </w:pPr>
-            <w:r>
-              <w:rPr>
-                <w:rFonts w:hint="eastAsia"/>
-                <w:sz w:val="18"/>
-                <w:szCs w:val="18"/>
-              </w:rPr>
-              <w:t xml:space="preserve">8.6 </w:t>
-            </w:r>
-            <w:r>
-              <w:rPr>
-                <w:rFonts w:hint="eastAsia"/>
-                <w:sz w:val="18"/>
-                <w:szCs w:val="18"/>
-              </w:rPr>
-              <w:t>幻灯片的放映</w:t>
-            </w:r>
-          </w:p>
-          <w:p>
-            <w:pPr>
-              <w:rPr>
-                <w:sz w:val="18"/>
-                <w:szCs w:val="18"/>
-              </w:rPr>
-            </w:pPr>
-            <w:r>
-              <w:rPr>
-                <w:rFonts w:hint="eastAsia"/>
-                <w:sz w:val="18"/>
-                <w:szCs w:val="18"/>
-              </w:rPr>
-              <w:t xml:space="preserve">8.8 </w:t>
-            </w:r>
-            <w:r>
-              <w:rPr>
-                <w:rFonts w:hint="eastAsia"/>
-                <w:sz w:val="18"/>
-                <w:szCs w:val="18"/>
-              </w:rPr>
-              <w:t>幻灯片的打印和打包</w:t>
+            <w:vAlign w:val="center"/>
+          </w:tcPr>
+          <w:p>
+            <w:pPr>
+              <w:rPr>
+                <w:sz w:val="18"/>
+                <w:szCs w:val="18"/>
+              </w:rPr>
+            </w:pPr>
+            <w:r>
+              <w:rPr>
+                <w:sz w:val="18"/>
+                <w:szCs w:val="18"/>
+              </w:rPr>
+              <w:t>第</w:t>
+            </w:r>
+            <w:r>
+              <w:rPr>
+                <w:sz w:val="18"/>
+                <w:szCs w:val="18"/>
+              </w:rPr>
+              <w:t>6</w:t>
+            </w:r>
+            <w:r>
+              <w:rPr>
+                <w:sz w:val="18"/>
+                <w:szCs w:val="18"/>
+              </w:rPr>
+              <w:t>章</w:t>
+            </w:r>
+            <w:r>
+              <w:rPr>
+                <w:rFonts w:hint="eastAsia"/>
+                <w:sz w:val="18"/>
+                <w:szCs w:val="18"/>
+              </w:rPr>
+              <w:t xml:space="preserve"> </w:t>
+            </w:r>
+            <w:r>
+              <w:rPr>
+                <w:sz w:val="18"/>
+                <w:szCs w:val="18"/>
+              </w:rPr>
+              <w:t>AI</w:t>
+            </w:r>
+            <w:r>
+              <w:rPr>
+                <w:sz w:val="18"/>
+                <w:szCs w:val="18"/>
+              </w:rPr>
+              <w:t>办公应用</w:t>
+            </w:r>
+          </w:p>
+          <w:p>
+            <w:pPr>
+              <w:rPr>
+                <w:sz w:val="18"/>
+                <w:szCs w:val="18"/>
+              </w:rPr>
+            </w:pPr>
+            <w:r>
+              <w:rPr>
+                <w:sz w:val="18"/>
+                <w:szCs w:val="18"/>
+              </w:rPr>
+              <w:t>6.4</w:t>
+            </w:r>
+            <w:r>
+              <w:rPr>
+                <w:sz w:val="18"/>
+                <w:szCs w:val="18"/>
+              </w:rPr>
+              <w:t>共享文档的应用</w:t>
+            </w:r>
+          </w:p>
+          <w:p>
+            <w:pPr>
+              <w:rPr>
+                <w:sz w:val="18"/>
+                <w:szCs w:val="18"/>
+              </w:rPr>
+            </w:pPr>
+            <w:r>
+              <w:rPr>
+                <w:sz w:val="18"/>
+                <w:szCs w:val="18"/>
+              </w:rPr>
+              <w:t>6.5AI</w:t>
+            </w:r>
+            <w:r>
+              <w:rPr>
+                <w:sz w:val="18"/>
+                <w:szCs w:val="18"/>
+              </w:rPr>
+              <w:t>搜索</w:t>
+            </w:r>
+          </w:p>
+          <w:p>
+            <w:pPr>
+              <w:rPr>
+                <w:sz w:val="18"/>
+                <w:szCs w:val="18"/>
+              </w:rPr>
+            </w:pPr>
+            <w:r>
+              <w:rPr>
+                <w:rFonts w:hint="eastAsia"/>
+                <w:sz w:val="18"/>
+                <w:szCs w:val="18"/>
+              </w:rPr>
+              <w:t>6.6AI</w:t>
+            </w:r>
+            <w:r>
+              <w:rPr>
+                <w:rFonts w:hint="eastAsia"/>
+                <w:sz w:val="18"/>
+                <w:szCs w:val="18"/>
+              </w:rPr>
+              <w:t>阅读</w:t>
             </w:r>
           </w:p>
         </w:tc>
@@ -5408,7 +5356,7 @@
         </w:tc>
         <w:tc>
           <w:tcPr>
-            <w:tcW w:w="359" w:type="pct"/>
+            <w:tcW w:w="364" w:type="pct"/>
             <w:vAlign w:val="center"/>
           </w:tcPr>
           <w:p>
@@ -5428,7 +5376,7 @@
         </w:trPr>
         <w:tc>
           <w:tcPr>
-            <w:tcW w:w="354" w:type="pct"/>
+            <w:tcW w:w="350" w:type="pct"/>
             <w:vAlign w:val="center"/>
           </w:tcPr>
           <w:p>
@@ -5468,7 +5416,7 @@
                 <w:sz w:val="18"/>
                 <w:szCs w:val="18"/>
               </w:rPr>
-              <w:t>五</w:t>
+              <w:t>四</w:t>
             </w:r>
           </w:p>
         </w:tc>
@@ -5513,6 +5461,133 @@
                 <w:sz w:val="18"/>
                 <w:szCs w:val="18"/>
               </w:rPr>
+              <w:t>第</w:t>
+            </w:r>
+            <w:r>
+              <w:rPr>
+                <w:sz w:val="18"/>
+                <w:szCs w:val="18"/>
+              </w:rPr>
+              <w:t>6</w:t>
+            </w:r>
+            <w:r>
+              <w:rPr>
+                <w:sz w:val="18"/>
+                <w:szCs w:val="18"/>
+              </w:rPr>
+              <w:t>章</w:t>
+            </w:r>
+            <w:r>
+              <w:rPr>
+                <w:rFonts w:hint="eastAsia"/>
+                <w:sz w:val="18"/>
+                <w:szCs w:val="18"/>
+              </w:rPr>
+              <w:t xml:space="preserve"> </w:t>
+            </w:r>
+            <w:r>
+              <w:rPr>
+                <w:sz w:val="18"/>
+                <w:szCs w:val="18"/>
+              </w:rPr>
+              <w:t>AI</w:t>
+            </w:r>
+            <w:r>
+              <w:rPr>
+                <w:sz w:val="18"/>
+                <w:szCs w:val="18"/>
+              </w:rPr>
+              <w:t>办公应用</w:t>
+            </w:r>
+          </w:p>
+          <w:p>
+            <w:pPr>
+              <w:rPr>
+                <w:sz w:val="18"/>
+                <w:szCs w:val="18"/>
+              </w:rPr>
+            </w:pPr>
+            <w:r>
+              <w:rPr>
+                <w:sz w:val="18"/>
+                <w:szCs w:val="18"/>
+              </w:rPr>
+              <w:t>6.7</w:t>
+            </w:r>
+            <w:r>
+              <w:rPr>
+                <w:sz w:val="18"/>
+                <w:szCs w:val="18"/>
+              </w:rPr>
+              <w:t>数据分析</w:t>
+            </w:r>
+          </w:p>
+        </w:tc>
+        <w:tc>
+          <w:tcPr>
+            <w:tcW w:w="358" w:type="pct"/>
+            <w:gridSpan w:val="2"/>
+            <w:vAlign w:val="center"/>
+          </w:tcPr>
+          <w:p>
+            <w:pPr>
+              <w:jc w:val="center"/>
+              <w:rPr>
+                <w:sz w:val="18"/>
+                <w:szCs w:val="18"/>
+              </w:rPr>
+            </w:pPr>
+            <w:r>
+              <w:rPr>
+                <w:rFonts w:hint="eastAsia"/>
+                <w:sz w:val="18"/>
+                <w:szCs w:val="18"/>
+              </w:rPr>
+              <w:t>2</w:t>
+            </w:r>
+          </w:p>
+        </w:tc>
+        <w:tc>
+          <w:tcPr>
+            <w:tcW w:w="358" w:type="pct"/>
+            <w:vAlign w:val="center"/>
+          </w:tcPr>
+          <w:p>
+            <w:pPr>
+              <w:jc w:val="center"/>
+              <w:rPr>
+                <w:sz w:val="18"/>
+                <w:szCs w:val="18"/>
+              </w:rPr>
+            </w:pPr>
+            <w:r>
+              <w:rPr>
+                <w:rFonts w:hint="eastAsia"/>
+                <w:sz w:val="18"/>
+                <w:szCs w:val="18"/>
+              </w:rPr>
+              <w:t>0</w:t>
+            </w:r>
+          </w:p>
+        </w:tc>
+        <w:tc>
+          <w:tcPr>
+            <w:tcW w:w="596" w:type="pct"/>
+            <w:gridSpan w:val="2"/>
+            <w:vAlign w:val="center"/>
+          </w:tcPr>
+          <w:p>
+            <w:pPr>
+              <w:rPr>
+                <w:sz w:val="18"/>
+                <w:szCs w:val="18"/>
+              </w:rPr>
+            </w:pPr>
+            <w:r>
+              <w:rPr>
+                <w:sz w:val="18"/>
+                <w:szCs w:val="18"/>
+              </w:rPr>
               <w:t>PowerPoint</w:t>
             </w:r>
             <w:r>
@@ -5521,97 +5596,12 @@
                 <w:sz w:val="18"/>
                 <w:szCs w:val="18"/>
               </w:rPr>
-              <w:t xml:space="preserve"> </w:t>
-            </w:r>
-            <w:r>
-              <w:rPr>
-                <w:rFonts w:hint="eastAsia"/>
-                <w:sz w:val="18"/>
-                <w:szCs w:val="18"/>
-              </w:rPr>
               <w:t>综合练习</w:t>
             </w:r>
           </w:p>
         </w:tc>
         <w:tc>
           <w:tcPr>
-            <w:tcW w:w="358" w:type="pct"/>
-            <w:gridSpan w:val="2"/>
-            <w:vAlign w:val="center"/>
-          </w:tcPr>
-          <w:p>
-            <w:pPr>
-              <w:jc w:val="center"/>
-              <w:rPr>
-                <w:sz w:val="18"/>
-                <w:szCs w:val="18"/>
-              </w:rPr>
-            </w:pPr>
-            <w:r>
-              <w:rPr>
-                <w:rFonts w:hint="eastAsia"/>
-                <w:sz w:val="18"/>
-                <w:szCs w:val="18"/>
-              </w:rPr>
-              <w:t>2</w:t>
-            </w:r>
-          </w:p>
-        </w:tc>
-        <w:tc>
-          <w:tcPr>
-            <w:tcW w:w="358" w:type="pct"/>
-            <w:vAlign w:val="center"/>
-          </w:tcPr>
-          <w:p>
-            <w:pPr>
-              <w:jc w:val="center"/>
-              <w:rPr>
-                <w:sz w:val="18"/>
-                <w:szCs w:val="18"/>
-              </w:rPr>
-            </w:pPr>
-            <w:r>
-              <w:rPr>
-                <w:rFonts w:hint="eastAsia"/>
-                <w:sz w:val="18"/>
-                <w:szCs w:val="18"/>
-              </w:rPr>
-              <w:t>0</w:t>
-            </w:r>
-          </w:p>
-        </w:tc>
-        <w:tc>
-          <w:tcPr>
-            <w:tcW w:w="596" w:type="pct"/>
-            <w:gridSpan w:val="2"/>
-            <w:vAlign w:val="center"/>
-          </w:tcPr>
-          <w:p>
-            <w:pPr>
-              <w:rPr>
-                <w:sz w:val="18"/>
-                <w:szCs w:val="18"/>
-              </w:rPr>
-            </w:pPr>
-            <w:r>
-              <w:rPr>
-                <w:sz w:val="18"/>
-                <w:szCs w:val="18"/>
-              </w:rPr>
-              <w:t>PowerPoint</w:t>
-            </w:r>
-            <w:r>
-              <w:rPr>
-                <w:rFonts w:hint="eastAsia"/>
-                <w:sz w:val="18"/>
-                <w:szCs w:val="18"/>
-              </w:rPr>
-              <w:t>综合练习</w:t>
-            </w:r>
-          </w:p>
-        </w:tc>
-        <w:tc>
-          <w:tcPr>
             <w:tcW w:w="537" w:type="pct"/>
             <w:gridSpan w:val="2"/>
             <w:vAlign w:val="center"/>
@@ -5636,7 +5626,7 @@
         </w:tc>
         <w:tc>
           <w:tcPr>
-            <w:tcW w:w="359" w:type="pct"/>
+            <w:tcW w:w="364" w:type="pct"/>
             <w:vAlign w:val="center"/>
           </w:tcPr>
           <w:p>
@@ -5656,7 +5646,7 @@
         </w:trPr>
         <w:tc>
           <w:tcPr>
-            <w:tcW w:w="354" w:type="pct"/>
+            <w:tcW w:w="350" w:type="pct"/>
             <w:vAlign w:val="center"/>
           </w:tcPr>
           <w:p>
@@ -5697,7 +5687,7 @@
                 <w:sz w:val="18"/>
                 <w:szCs w:val="18"/>
               </w:rPr>
-              <w:t>五</w:t>
+              <w:t>四</w:t>
             </w:r>
           </w:p>
         </w:tc>
@@ -5733,17 +5723,18 @@
           <w:p>
             <w:pPr>
               <w:rPr>
-                <w:sz w:val="18"/>
-                <w:szCs w:val="18"/>
-              </w:rPr>
-            </w:pPr>
-            <w:r>
-              <w:rPr>
-                <w:rFonts w:hint="eastAsia"/>
-                <w:sz w:val="18"/>
-                <w:szCs w:val="18"/>
-              </w:rPr>
-              <w:t>计算机网络及模拟测试</w:t>
+                <w:rFonts w:hint="eastAsia"/>
+                <w:sz w:val="18"/>
+                <w:szCs w:val="18"/>
+              </w:rPr>
+            </w:pPr>
+            <w:r>
+              <w:rPr>
+                <w:rFonts w:hint="eastAsia"/>
+                <w:sz w:val="18"/>
+                <w:szCs w:val="18"/>
+              </w:rPr>
+              <w:t>综合练习</w:t>
             </w:r>
           </w:p>
         </w:tc>
@@ -5807,14 +5798,6 @@
                 <w:szCs w:val="18"/>
               </w:rPr>
             </w:pPr>
-            <w:r>
-              <w:rPr>
-                <w:rFonts w:hint="eastAsia"/>
-                <w:sz w:val="18"/>
-                <w:szCs w:val="18"/>
-              </w:rPr>
-              <w:t>考前模拟测试</w:t>
-            </w:r>
           </w:p>
         </w:tc>
         <w:tc>
@@ -5843,7 +5826,7 @@
         </w:tc>
         <w:tc>
           <w:tcPr>
-            <w:tcW w:w="359" w:type="pct"/>
+            <w:tcW w:w="364" w:type="pct"/>
             <w:vAlign w:val="center"/>
           </w:tcPr>
           <w:p>
@@ -6047,7 +6030,7 @@
           <w:bCs/>
           <w:sz w:val="24"/>
         </w:rPr>
-        <w:t>3</w:t>
+        <w:t>9</w:t>
       </w:r>
       <w:r>
         <w:rPr>
@@ -6257,7 +6240,7 @@
           <w:bCs/>
           <w:sz w:val="24"/>
         </w:rPr>
-        <w:t>3</w:t>
+        <w:t>9</w:t>
       </w:r>
       <w:r>
         <w:rPr>
@@ -6917,6 +6900,49 @@
       </w:tblBorders>
     </w:tblPr>
   </w:style>
+  <w:style w:type="paragraph" w:styleId="HTML">
+    <w:name w:val="HTML Preformatted"/>
+    <w:basedOn w:val="a"/>
+    <w:link w:val="HTML0"/>
+    <w:rsid w:val="001926EF"/>
+    <w:pPr>
+      <w:tabs>
+        <w:tab w:val="left" w:pos="916"/>
+        <w:tab w:val="left" w:pos="1832"/>
+        <w:tab w:val="left" w:pos="2748"/>
+        <w:tab w:val="left" w:pos="3664"/>
+        <w:tab w:val="left" w:pos="4580"/>
+        <w:tab w:val="left" w:pos="5496"/>
+        <w:tab w:val="left" w:pos="6412"/>
+        <w:tab w:val="left" w:pos="7328"/>
+        <w:tab w:val="left" w:pos="8244"/>
+        <w:tab w:val="left" w:pos="9160"/>
+        <w:tab w:val="left" w:pos="10076"/>
+        <w:tab w:val="left" w:pos="10992"/>
+        <w:tab w:val="left" w:pos="11908"/>
+        <w:tab w:val="left" w:pos="12824"/>
+        <w:tab w:val="left" w:pos="13740"/>
+        <w:tab w:val="left" w:pos="14656"/>
+      </w:tabs>
+      <w:jc w:val="left"/>
+    </w:pPr>
+    <w:rPr>
+      <w:rFonts w:ascii="宋体" w:hAnsi="宋体" w:hint="eastAsia"/>
+      <w:kern w:val="0"/>
+      <w:sz w:val="24"/>
+    </w:rPr>
+  </w:style>
+  <w:style w:type="character" w:customStyle="1" w:styleId="HTML0">
+    <w:name w:val="HTML 预设格式 字符"/>
+    <w:basedOn w:val="a0"/>
+    <w:link w:val="HTML"/>
+    <w:rsid w:val="001926EF"/>
+    <w:rPr>
+      <w:rFonts w:ascii="宋体" w:hAnsi="宋体"/>
+      <w:sz w:val="24"/>
+      <w:szCs w:val="24"/>
+    </w:rPr>
+  </w:style>
 </w:styles>
 </file>
 
